--- a/samples/output/iic-as-built/reports/azlocal-iic-01-as-built-20260406T160832Z-Technical-As-Built.docx
+++ b/samples/output/iic-as-built/reports/azlocal-iic-01-as-built-20260406T160832Z-Technical-As-Built.docx
@@ -22,7 +22,7 @@
     </w:p>
     <w:p>
       <w:r>
-        <w:t xml:space="preserve">Ranger Version: 1.6.0</w:t>
+        <w:t xml:space="preserve">Ranger Version: 2.0.0</w:t>
       </w:r>
     </w:p>
     <w:p>
@@ -188,6 +188,102 @@
       </w:pPr>
       <w:r>
         <w:t xml:space="preserve">- Management Tool Coverage</w:t>
+      </w:r>
+    </w:p>
+    <w:p>
+      <w:pPr>
+        <w:pStyle w:val="ListParagraph"/>
+      </w:pPr>
+      <w:r>
+        <w:t xml:space="preserve">- Cost &amp; Licensing</w:t>
+      </w:r>
+    </w:p>
+    <w:p>
+      <w:pPr>
+        <w:pStyle w:val="ListParagraph"/>
+      </w:pPr>
+      <w:r>
+        <w:t xml:space="preserve">- Cost &amp; Licensing — Per Node</w:t>
+      </w:r>
+    </w:p>
+    <w:p>
+      <w:pPr>
+        <w:pStyle w:val="ListParagraph"/>
+      </w:pPr>
+      <w:r>
+        <w:t xml:space="preserve">- Arc Extensions by Node</w:t>
+      </w:r>
+    </w:p>
+    <w:p>
+      <w:pPr>
+        <w:pStyle w:val="ListParagraph"/>
+      </w:pPr>
+      <w:r>
+        <w:t xml:space="preserve">- Logical Networks</w:t>
+      </w:r>
+    </w:p>
+    <w:p>
+      <w:pPr>
+        <w:pStyle w:val="ListParagraph"/>
+      </w:pPr>
+      <w:r>
+        <w:t xml:space="preserve">- Logical Network Subnets</w:t>
+      </w:r>
+    </w:p>
+    <w:p>
+      <w:pPr>
+        <w:pStyle w:val="ListParagraph"/>
+      </w:pPr>
+      <w:r>
+        <w:t xml:space="preserve">- Storage Paths</w:t>
+      </w:r>
+    </w:p>
+    <w:p>
+      <w:pPr>
+        <w:pStyle w:val="ListParagraph"/>
+      </w:pPr>
+      <w:r>
+        <w:t xml:space="preserve">- Arc Resource Bridge</w:t>
+      </w:r>
+    </w:p>
+    <w:p>
+      <w:pPr>
+        <w:pStyle w:val="ListParagraph"/>
+      </w:pPr>
+      <w:r>
+        <w:t xml:space="preserve">- Custom Locations</w:t>
+      </w:r>
+    </w:p>
+    <w:p>
+      <w:pPr>
+        <w:pStyle w:val="ListParagraph"/>
+      </w:pPr>
+      <w:r>
+        <w:t xml:space="preserve">- Arc Gateways</w:t>
+      </w:r>
+    </w:p>
+    <w:p>
+      <w:pPr>
+        <w:pStyle w:val="ListParagraph"/>
+      </w:pPr>
+      <w:r>
+        <w:t xml:space="preserve">- Marketplace &amp; Custom Images</w:t>
+      </w:r>
+    </w:p>
+    <w:p>
+      <w:pPr>
+        <w:pStyle w:val="ListParagraph"/>
+      </w:pPr>
+      <w:r>
+        <w:t xml:space="preserve">- Arc Agent Versions</w:t>
+      </w:r>
+    </w:p>
+    <w:p>
+      <w:pPr>
+        <w:pStyle w:val="ListParagraph"/>
+      </w:pPr>
+      <w:r>
+        <w:t xml:space="preserve">- VM Distribution by Node</w:t>
       </w:r>
     </w:p>
     <w:p>
@@ -395,7 +491,7 @@
         <w:tc>
           <w:p>
             <w:r>
-              <w:t xml:space="preserve">azlocal-iic-01-as-built-20260417T003248Z</w:t>
+              <w:t xml:space="preserve">azlocal-iic-01-as-built-20260417T010929Z</w:t>
             </w:r>
           </w:p>
         </w:tc>
@@ -504,7 +600,7 @@
                 <w:b/>
                 <w:color w:val="475569"/>
               </w:rPr>
-              <w:t xml:space="preserve">Prepared By Azure Local Ranger v1.6.0</w:t>
+              <w:t xml:space="preserve">Prepared By Azure Local Ranger v2.0.0</w:t>
             </w:r>
           </w:p>
         </w:tc>
@@ -569,7 +665,7 @@
         <w:tc>
           <w:p>
             <w:r>
-              <w:t xml:space="preserve">1.1.0-draft</w:t>
+              <w:t xml:space="preserve">1.2.0-draft</w:t>
             </w:r>
           </w:p>
         </w:tc>
@@ -1401,7 +1497,7 @@
         <w:pStyle w:val="ListParagraph"/>
       </w:pPr>
       <w:r>
-        <w:t xml:space="preserve">- Licensing: Not collected</w:t>
+        <w:t xml:space="preserve">- Licensing: IIC Platform Production</w:t>
       </w:r>
     </w:p>
     <w:p>
@@ -2410,71 +2506,63 @@
         <w:pStyle w:val="Heading1"/>
       </w:pPr>
       <w:r>
-        <w:t xml:space="preserve">Domain Inventory</w:t>
-      </w:r>
-    </w:p>
-    <w:p>
-      <w:pPr>
-        <w:pStyle w:val="ListParagraph"/>
-      </w:pPr>
-      <w:r>
-        <w:t xml:space="preserve">- Storage pools: 1</w:t>
-      </w:r>
-    </w:p>
-    <w:p>
-      <w:pPr>
-        <w:pStyle w:val="ListParagraph"/>
-      </w:pPr>
-      <w:r>
-        <w:t xml:space="preserve">- Virtual disks: 3</w:t>
-      </w:r>
-    </w:p>
-    <w:p>
-      <w:pPr>
-        <w:pStyle w:val="ListParagraph"/>
-      </w:pPr>
-      <w:r>
-        <w:t xml:space="preserve">- Cluster networks: 4</w:t>
-      </w:r>
-    </w:p>
-    <w:p>
-      <w:pPr>
-        <w:pStyle w:val="ListParagraph"/>
-      </w:pPr>
-      <w:r>
-        <w:t xml:space="preserve">- Management tools: 4</w:t>
-      </w:r>
-    </w:p>
-    <w:p>
-      <w:pPr>
-        <w:pStyle w:val="ListParagraph"/>
-      </w:pPr>
-      <w:r>
-        <w:t xml:space="preserve">- Monitoring components: 5</w:t>
-      </w:r>
-    </w:p>
-    <w:p>
-      <w:pPr>
-        <w:pStyle w:val="ListParagraph"/>
-      </w:pPr>
-      <w:r>
-        <w:t xml:space="preserve">- Cluster roles: 5</w:t>
-      </w:r>
-    </w:p>
-    <w:p>
-      <w:pPr>
-        <w:pStyle w:val="ListParagraph"/>
-      </w:pPr>
-      <w:r>
-        <w:t xml:space="preserve">- Replication entries: 0</w:t>
-      </w:r>
-    </w:p>
-    <w:p>
-      <w:pPr>
-        <w:pStyle w:val="ListParagraph"/>
-      </w:pPr>
-      <w:r>
-        <w:t xml:space="preserve">- Update resources: 1</w:t>
+        <w:t xml:space="preserve">Cost &amp; Licensing</w:t>
+      </w:r>
+    </w:p>
+    <w:p>
+      <w:pPr>
+        <w:pStyle w:val="ListParagraph"/>
+      </w:pPr>
+      <w:r>
+        <w:t xml:space="preserve">- AHB status: Enabled</w:t>
+      </w:r>
+    </w:p>
+    <w:p>
+      <w:pPr>
+        <w:pStyle w:val="ListParagraph"/>
+      </w:pPr>
+      <w:r>
+        <w:t xml:space="preserve">- Total physical cores: 96  |  AHB-covered: 96  |  Unenrolled: 0</w:t>
+      </w:r>
+    </w:p>
+    <w:p>
+      <w:pPr>
+        <w:pStyle w:val="ListParagraph"/>
+      </w:pPr>
+      <w:r>
+        <w:t xml:space="preserve">- Current monthly cost: 960 USD @ 10/core/month</w:t>
+      </w:r>
+    </w:p>
+    <w:p>
+      <w:pPr>
+        <w:pStyle w:val="ListParagraph"/>
+      </w:pPr>
+      <w:r>
+        <w:t xml:space="preserve">- AHB adoption: 100%</w:t>
+      </w:r>
+    </w:p>
+    <w:p>
+      <w:pPr>
+        <w:pStyle w:val="ListParagraph"/>
+      </w:pPr>
+      <w:r>
+        <w:t xml:space="preserve">- Potential monthly savings (if remaining cores enrolled in AHB): 0 USD</w:t>
+      </w:r>
+    </w:p>
+    <w:p>
+      <w:pPr>
+        <w:pStyle w:val="ListParagraph"/>
+      </w:pPr>
+      <w:r>
+        <w:t xml:space="preserve">- Pricing based on Azure Local public pricing (10 USD/physical core/month) as of 2026-04-16.</w:t>
+      </w:r>
+    </w:p>
+    <w:p>
+      <w:pPr>
+        <w:pStyle w:val="ListParagraph"/>
+      </w:pPr>
+      <w:r>
+        <w:t xml:space="preserve">- For current rates, see: https://azure.microsoft.com/en-us/pricing/details/azure-local/</w:t>
       </w:r>
     </w:p>
     <w:p>
@@ -2482,7 +2570,7 @@
         <w:pStyle w:val="Heading1"/>
       </w:pPr>
       <w:r>
-        <w:t xml:space="preserve">Physical Disk Inventory</w:t>
+        <w:t xml:space="preserve">Cost &amp; Licensing — Per Node</w:t>
       </w:r>
     </w:p>
     <w:tbl>
@@ -2538,87 +2626,67 @@
                 <w:b/>
                 <w:color w:val="FFFFFF"/>
               </w:rPr>
-              <w:t xml:space="preserve">Model</w:t>
-            </w:r>
-          </w:p>
-        </w:tc>
-        <w:tc>
-          <w:tcPr>
-            <w:shd w:val="clear" w:color="auto" w:fill="1E3A5F"/>
-          </w:tcPr>
-          <w:p>
-            <w:pPr>
-              <w:rPr>
-                <w:b/>
-                <w:color w:val="FFFFFF"/>
-              </w:rPr>
-            </w:pPr>
-            <w:r>
-              <w:rPr>
-                <w:b/>
-                <w:color w:val="FFFFFF"/>
-              </w:rPr>
-              <w:t xml:space="preserve">Media Type</w:t>
-            </w:r>
-          </w:p>
-        </w:tc>
-        <w:tc>
-          <w:tcPr>
-            <w:shd w:val="clear" w:color="auto" w:fill="1E3A5F"/>
-          </w:tcPr>
-          <w:p>
-            <w:pPr>
-              <w:rPr>
-                <w:b/>
-                <w:color w:val="FFFFFF"/>
-              </w:rPr>
-            </w:pPr>
-            <w:r>
-              <w:rPr>
-                <w:b/>
-                <w:color w:val="FFFFFF"/>
-              </w:rPr>
-              <w:t xml:space="preserve">Size (GiB)</w:t>
-            </w:r>
-          </w:p>
-        </w:tc>
-        <w:tc>
-          <w:tcPr>
-            <w:shd w:val="clear" w:color="auto" w:fill="1E3A5F"/>
-          </w:tcPr>
-          <w:p>
-            <w:pPr>
-              <w:rPr>
-                <w:b/>
-                <w:color w:val="FFFFFF"/>
-              </w:rPr>
-            </w:pPr>
-            <w:r>
-              <w:rPr>
-                <w:b/>
-                <w:color w:val="FFFFFF"/>
-              </w:rPr>
-              <w:t xml:space="preserve">Health</w:t>
-            </w:r>
-          </w:p>
-        </w:tc>
-        <w:tc>
-          <w:tcPr>
-            <w:shd w:val="clear" w:color="auto" w:fill="1E3A5F"/>
-          </w:tcPr>
-          <w:p>
-            <w:pPr>
-              <w:rPr>
-                <w:b/>
-                <w:color w:val="FFFFFF"/>
-              </w:rPr>
-            </w:pPr>
-            <w:r>
-              <w:rPr>
-                <w:b/>
-                <w:color w:val="FFFFFF"/>
-              </w:rPr>
-              <w:t xml:space="preserve">Firmware</w:t>
+              <w:t xml:space="preserve">Physical Cores</w:t>
+            </w:r>
+          </w:p>
+        </w:tc>
+        <w:tc>
+          <w:tcPr>
+            <w:shd w:val="clear" w:color="auto" w:fill="1E3A5F"/>
+          </w:tcPr>
+          <w:p>
+            <w:pPr>
+              <w:rPr>
+                <w:b/>
+                <w:color w:val="FFFFFF"/>
+              </w:rPr>
+            </w:pPr>
+            <w:r>
+              <w:rPr>
+                <w:b/>
+                <w:color w:val="FFFFFF"/>
+              </w:rPr>
+              <w:t xml:space="preserve">AHB Enabled</w:t>
+            </w:r>
+          </w:p>
+        </w:tc>
+        <w:tc>
+          <w:tcPr>
+            <w:shd w:val="clear" w:color="auto" w:fill="1E3A5F"/>
+          </w:tcPr>
+          <w:p>
+            <w:pPr>
+              <w:rPr>
+                <w:b/>
+                <w:color w:val="FFFFFF"/>
+              </w:rPr>
+            </w:pPr>
+            <w:r>
+              <w:rPr>
+                <w:b/>
+                <w:color w:val="FFFFFF"/>
+              </w:rPr>
+              <w:t xml:space="preserve">Monthly Cost (USD)</w:t>
+            </w:r>
+          </w:p>
+        </w:tc>
+        <w:tc>
+          <w:tcPr>
+            <w:shd w:val="clear" w:color="auto" w:fill="1E3A5F"/>
+          </w:tcPr>
+          <w:p>
+            <w:pPr>
+              <w:rPr>
+                <w:b/>
+                <w:color w:val="FFFFFF"/>
+              </w:rPr>
+            </w:pPr>
+            <w:r>
+              <w:rPr>
+                <w:b/>
+                <w:color w:val="FFFFFF"/>
+              </w:rPr>
+              <w:t xml:space="preserve">Monthly Saving (USD)</w:t>
             </w:r>
           </w:p>
         </w:tc>
@@ -2634,343 +2702,28 @@
         <w:tc>
           <w:p>
             <w:r>
-              <w:t xml:space="preserve">PhysicalDisk 001</w:t>
-            </w:r>
-          </w:p>
-        </w:tc>
-        <w:tc>
-          <w:p>
-            <w:r>
-              <w:t xml:space="preserve">NVMe</w:t>
-            </w:r>
-          </w:p>
-        </w:tc>
-        <w:tc>
-          <w:p>
-            <w:r>
-              <w:t xml:space="preserve">1789</w:t>
-            </w:r>
-          </w:p>
-        </w:tc>
-        <w:tc>
-          <w:p>
-            <w:r>
-              <w:t xml:space="preserve">Healthy</w:t>
-            </w:r>
-          </w:p>
-        </w:tc>
-        <w:tc>
-          <w:p>
-            <w:r>
-              <w:t xml:space="preserve">—</w:t>
-            </w:r>
-          </w:p>
-        </w:tc>
-      </w:tr>
-      <w:tr>
-        <w:tc>
-          <w:p>
-            <w:r>
-              <w:t xml:space="preserve">azl-iic-n01</w:t>
-            </w:r>
-          </w:p>
-        </w:tc>
-        <w:tc>
-          <w:p>
-            <w:r>
-              <w:t xml:space="preserve">PhysicalDisk 002</w:t>
-            </w:r>
-          </w:p>
-        </w:tc>
-        <w:tc>
-          <w:p>
-            <w:r>
-              <w:t xml:space="preserve">NVMe</w:t>
-            </w:r>
-          </w:p>
-        </w:tc>
-        <w:tc>
-          <w:p>
-            <w:r>
-              <w:t xml:space="preserve">1789</w:t>
-            </w:r>
-          </w:p>
-        </w:tc>
-        <w:tc>
-          <w:p>
-            <w:r>
-              <w:t xml:space="preserve">Healthy</w:t>
-            </w:r>
-          </w:p>
-        </w:tc>
-        <w:tc>
-          <w:p>
-            <w:r>
-              <w:t xml:space="preserve">—</w:t>
-            </w:r>
-          </w:p>
-        </w:tc>
-      </w:tr>
-      <w:tr>
-        <w:tc>
-          <w:p>
-            <w:r>
-              <w:t xml:space="preserve">azl-iic-n01</w:t>
-            </w:r>
-          </w:p>
-        </w:tc>
-        <w:tc>
-          <w:p>
-            <w:r>
-              <w:t xml:space="preserve">PhysicalDisk 003</w:t>
-            </w:r>
-          </w:p>
-        </w:tc>
-        <w:tc>
-          <w:p>
-            <w:r>
-              <w:t xml:space="preserve">NVMe</w:t>
-            </w:r>
-          </w:p>
-        </w:tc>
-        <w:tc>
-          <w:p>
-            <w:r>
-              <w:t xml:space="preserve">1789</w:t>
-            </w:r>
-          </w:p>
-        </w:tc>
-        <w:tc>
-          <w:p>
-            <w:r>
-              <w:t xml:space="preserve">Healthy</w:t>
-            </w:r>
-          </w:p>
-        </w:tc>
-        <w:tc>
-          <w:p>
-            <w:r>
-              <w:t xml:space="preserve">—</w:t>
-            </w:r>
-          </w:p>
-        </w:tc>
-      </w:tr>
-      <w:tr>
-        <w:tc>
-          <w:p>
-            <w:r>
-              <w:t xml:space="preserve">azl-iic-n01</w:t>
-            </w:r>
-          </w:p>
-        </w:tc>
-        <w:tc>
-          <w:p>
-            <w:r>
-              <w:t xml:space="preserve">PhysicalDisk 004</w:t>
-            </w:r>
-          </w:p>
-        </w:tc>
-        <w:tc>
-          <w:p>
-            <w:r>
-              <w:t xml:space="preserve">NVMe</w:t>
-            </w:r>
-          </w:p>
-        </w:tc>
-        <w:tc>
-          <w:p>
-            <w:r>
-              <w:t xml:space="preserve">1789</w:t>
-            </w:r>
-          </w:p>
-        </w:tc>
-        <w:tc>
-          <w:p>
-            <w:r>
-              <w:t xml:space="preserve">Healthy</w:t>
-            </w:r>
-          </w:p>
-        </w:tc>
-        <w:tc>
-          <w:p>
-            <w:r>
-              <w:t xml:space="preserve">—</w:t>
-            </w:r>
-          </w:p>
-        </w:tc>
-      </w:tr>
-      <w:tr>
-        <w:tc>
-          <w:p>
-            <w:r>
-              <w:t xml:space="preserve">azl-iic-n01</w:t>
-            </w:r>
-          </w:p>
-        </w:tc>
-        <w:tc>
-          <w:p>
-            <w:r>
-              <w:t xml:space="preserve">PhysicalDisk 005</w:t>
-            </w:r>
-          </w:p>
-        </w:tc>
-        <w:tc>
-          <w:p>
-            <w:r>
-              <w:t xml:space="preserve">NVMe</w:t>
-            </w:r>
-          </w:p>
-        </w:tc>
-        <w:tc>
-          <w:p>
-            <w:r>
-              <w:t xml:space="preserve">1789</w:t>
-            </w:r>
-          </w:p>
-        </w:tc>
-        <w:tc>
-          <w:p>
-            <w:r>
-              <w:t xml:space="preserve">Healthy</w:t>
-            </w:r>
-          </w:p>
-        </w:tc>
-        <w:tc>
-          <w:p>
-            <w:r>
-              <w:t xml:space="preserve">—</w:t>
-            </w:r>
-          </w:p>
-        </w:tc>
-      </w:tr>
-      <w:tr>
-        <w:tc>
-          <w:p>
-            <w:r>
-              <w:t xml:space="preserve">azl-iic-n01</w:t>
-            </w:r>
-          </w:p>
-        </w:tc>
-        <w:tc>
-          <w:p>
-            <w:r>
-              <w:t xml:space="preserve">PhysicalDisk 006</w:t>
-            </w:r>
-          </w:p>
-        </w:tc>
-        <w:tc>
-          <w:p>
-            <w:r>
-              <w:t xml:space="preserve">NVMe</w:t>
-            </w:r>
-          </w:p>
-        </w:tc>
-        <w:tc>
-          <w:p>
-            <w:r>
-              <w:t xml:space="preserve">1789</w:t>
-            </w:r>
-          </w:p>
-        </w:tc>
-        <w:tc>
-          <w:p>
-            <w:r>
-              <w:t xml:space="preserve">Healthy</w:t>
-            </w:r>
-          </w:p>
-        </w:tc>
-        <w:tc>
-          <w:p>
-            <w:r>
-              <w:t xml:space="preserve">—</w:t>
-            </w:r>
-          </w:p>
-        </w:tc>
-      </w:tr>
-      <w:tr>
-        <w:tc>
-          <w:p>
-            <w:r>
-              <w:t xml:space="preserve">azl-iic-n01</w:t>
-            </w:r>
-          </w:p>
-        </w:tc>
-        <w:tc>
-          <w:p>
-            <w:r>
-              <w:t xml:space="preserve">PhysicalDisk 007</w:t>
-            </w:r>
-          </w:p>
-        </w:tc>
-        <w:tc>
-          <w:p>
-            <w:r>
-              <w:t xml:space="preserve">NVMe</w:t>
-            </w:r>
-          </w:p>
-        </w:tc>
-        <w:tc>
-          <w:p>
-            <w:r>
-              <w:t xml:space="preserve">1789</w:t>
-            </w:r>
-          </w:p>
-        </w:tc>
-        <w:tc>
-          <w:p>
-            <w:r>
-              <w:t xml:space="preserve">Healthy</w:t>
-            </w:r>
-          </w:p>
-        </w:tc>
-        <w:tc>
-          <w:p>
-            <w:r>
-              <w:t xml:space="preserve">—</w:t>
-            </w:r>
-          </w:p>
-        </w:tc>
-      </w:tr>
-      <w:tr>
-        <w:tc>
-          <w:p>
-            <w:r>
-              <w:t xml:space="preserve">azl-iic-n01</w:t>
-            </w:r>
-          </w:p>
-        </w:tc>
-        <w:tc>
-          <w:p>
-            <w:r>
-              <w:t xml:space="preserve">PhysicalDisk 008</w:t>
-            </w:r>
-          </w:p>
-        </w:tc>
-        <w:tc>
-          <w:p>
-            <w:r>
-              <w:t xml:space="preserve">NVMe</w:t>
-            </w:r>
-          </w:p>
-        </w:tc>
-        <w:tc>
-          <w:p>
-            <w:r>
-              <w:t xml:space="preserve">1789</w:t>
-            </w:r>
-          </w:p>
-        </w:tc>
-        <w:tc>
-          <w:p>
-            <w:r>
-              <w:t xml:space="preserve">Healthy</w:t>
-            </w:r>
-          </w:p>
-        </w:tc>
-        <w:tc>
-          <w:p>
-            <w:r>
-              <w:t xml:space="preserve">—</w:t>
+              <w:t xml:space="preserve">32</w:t>
+            </w:r>
+          </w:p>
+        </w:tc>
+        <w:tc>
+          <w:p>
+            <w:r>
+              <w:t xml:space="preserve">Yes</w:t>
+            </w:r>
+          </w:p>
+        </w:tc>
+        <w:tc>
+          <w:p>
+            <w:r>
+              <w:t xml:space="preserve">320</w:t>
+            </w:r>
+          </w:p>
+        </w:tc>
+        <w:tc>
+          <w:p>
+            <w:r>
+              <w:t xml:space="preserve">320</w:t>
             </w:r>
           </w:p>
         </w:tc>
@@ -2986,343 +2739,28 @@
         <w:tc>
           <w:p>
             <w:r>
-              <w:t xml:space="preserve">PhysicalDisk 009</w:t>
-            </w:r>
-          </w:p>
-        </w:tc>
-        <w:tc>
-          <w:p>
-            <w:r>
-              <w:t xml:space="preserve">NVMe</w:t>
-            </w:r>
-          </w:p>
-        </w:tc>
-        <w:tc>
-          <w:p>
-            <w:r>
-              <w:t xml:space="preserve">1789</w:t>
-            </w:r>
-          </w:p>
-        </w:tc>
-        <w:tc>
-          <w:p>
-            <w:r>
-              <w:t xml:space="preserve">Healthy</w:t>
-            </w:r>
-          </w:p>
-        </w:tc>
-        <w:tc>
-          <w:p>
-            <w:r>
-              <w:t xml:space="preserve">—</w:t>
-            </w:r>
-          </w:p>
-        </w:tc>
-      </w:tr>
-      <w:tr>
-        <w:tc>
-          <w:p>
-            <w:r>
-              <w:t xml:space="preserve">azl-iic-n02</w:t>
-            </w:r>
-          </w:p>
-        </w:tc>
-        <w:tc>
-          <w:p>
-            <w:r>
-              <w:t xml:space="preserve">PhysicalDisk 010</w:t>
-            </w:r>
-          </w:p>
-        </w:tc>
-        <w:tc>
-          <w:p>
-            <w:r>
-              <w:t xml:space="preserve">NVMe</w:t>
-            </w:r>
-          </w:p>
-        </w:tc>
-        <w:tc>
-          <w:p>
-            <w:r>
-              <w:t xml:space="preserve">1789</w:t>
-            </w:r>
-          </w:p>
-        </w:tc>
-        <w:tc>
-          <w:p>
-            <w:r>
-              <w:t xml:space="preserve">Healthy</w:t>
-            </w:r>
-          </w:p>
-        </w:tc>
-        <w:tc>
-          <w:p>
-            <w:r>
-              <w:t xml:space="preserve">—</w:t>
-            </w:r>
-          </w:p>
-        </w:tc>
-      </w:tr>
-      <w:tr>
-        <w:tc>
-          <w:p>
-            <w:r>
-              <w:t xml:space="preserve">azl-iic-n02</w:t>
-            </w:r>
-          </w:p>
-        </w:tc>
-        <w:tc>
-          <w:p>
-            <w:r>
-              <w:t xml:space="preserve">PhysicalDisk 011</w:t>
-            </w:r>
-          </w:p>
-        </w:tc>
-        <w:tc>
-          <w:p>
-            <w:r>
-              <w:t xml:space="preserve">NVMe</w:t>
-            </w:r>
-          </w:p>
-        </w:tc>
-        <w:tc>
-          <w:p>
-            <w:r>
-              <w:t xml:space="preserve">1789</w:t>
-            </w:r>
-          </w:p>
-        </w:tc>
-        <w:tc>
-          <w:p>
-            <w:r>
-              <w:t xml:space="preserve">Healthy</w:t>
-            </w:r>
-          </w:p>
-        </w:tc>
-        <w:tc>
-          <w:p>
-            <w:r>
-              <w:t xml:space="preserve">—</w:t>
-            </w:r>
-          </w:p>
-        </w:tc>
-      </w:tr>
-      <w:tr>
-        <w:tc>
-          <w:p>
-            <w:r>
-              <w:t xml:space="preserve">azl-iic-n02</w:t>
-            </w:r>
-          </w:p>
-        </w:tc>
-        <w:tc>
-          <w:p>
-            <w:r>
-              <w:t xml:space="preserve">PhysicalDisk 012</w:t>
-            </w:r>
-          </w:p>
-        </w:tc>
-        <w:tc>
-          <w:p>
-            <w:r>
-              <w:t xml:space="preserve">NVMe</w:t>
-            </w:r>
-          </w:p>
-        </w:tc>
-        <w:tc>
-          <w:p>
-            <w:r>
-              <w:t xml:space="preserve">1789</w:t>
-            </w:r>
-          </w:p>
-        </w:tc>
-        <w:tc>
-          <w:p>
-            <w:r>
-              <w:t xml:space="preserve">Healthy</w:t>
-            </w:r>
-          </w:p>
-        </w:tc>
-        <w:tc>
-          <w:p>
-            <w:r>
-              <w:t xml:space="preserve">—</w:t>
-            </w:r>
-          </w:p>
-        </w:tc>
-      </w:tr>
-      <w:tr>
-        <w:tc>
-          <w:p>
-            <w:r>
-              <w:t xml:space="preserve">azl-iic-n02</w:t>
-            </w:r>
-          </w:p>
-        </w:tc>
-        <w:tc>
-          <w:p>
-            <w:r>
-              <w:t xml:space="preserve">PhysicalDisk 013</w:t>
-            </w:r>
-          </w:p>
-        </w:tc>
-        <w:tc>
-          <w:p>
-            <w:r>
-              <w:t xml:space="preserve">NVMe</w:t>
-            </w:r>
-          </w:p>
-        </w:tc>
-        <w:tc>
-          <w:p>
-            <w:r>
-              <w:t xml:space="preserve">1789</w:t>
-            </w:r>
-          </w:p>
-        </w:tc>
-        <w:tc>
-          <w:p>
-            <w:r>
-              <w:t xml:space="preserve">Healthy</w:t>
-            </w:r>
-          </w:p>
-        </w:tc>
-        <w:tc>
-          <w:p>
-            <w:r>
-              <w:t xml:space="preserve">—</w:t>
-            </w:r>
-          </w:p>
-        </w:tc>
-      </w:tr>
-      <w:tr>
-        <w:tc>
-          <w:p>
-            <w:r>
-              <w:t xml:space="preserve">azl-iic-n02</w:t>
-            </w:r>
-          </w:p>
-        </w:tc>
-        <w:tc>
-          <w:p>
-            <w:r>
-              <w:t xml:space="preserve">PhysicalDisk 014</w:t>
-            </w:r>
-          </w:p>
-        </w:tc>
-        <w:tc>
-          <w:p>
-            <w:r>
-              <w:t xml:space="preserve">NVMe</w:t>
-            </w:r>
-          </w:p>
-        </w:tc>
-        <w:tc>
-          <w:p>
-            <w:r>
-              <w:t xml:space="preserve">1789</w:t>
-            </w:r>
-          </w:p>
-        </w:tc>
-        <w:tc>
-          <w:p>
-            <w:r>
-              <w:t xml:space="preserve">Healthy</w:t>
-            </w:r>
-          </w:p>
-        </w:tc>
-        <w:tc>
-          <w:p>
-            <w:r>
-              <w:t xml:space="preserve">—</w:t>
-            </w:r>
-          </w:p>
-        </w:tc>
-      </w:tr>
-      <w:tr>
-        <w:tc>
-          <w:p>
-            <w:r>
-              <w:t xml:space="preserve">azl-iic-n02</w:t>
-            </w:r>
-          </w:p>
-        </w:tc>
-        <w:tc>
-          <w:p>
-            <w:r>
-              <w:t xml:space="preserve">PhysicalDisk 015</w:t>
-            </w:r>
-          </w:p>
-        </w:tc>
-        <w:tc>
-          <w:p>
-            <w:r>
-              <w:t xml:space="preserve">NVMe</w:t>
-            </w:r>
-          </w:p>
-        </w:tc>
-        <w:tc>
-          <w:p>
-            <w:r>
-              <w:t xml:space="preserve">1789</w:t>
-            </w:r>
-          </w:p>
-        </w:tc>
-        <w:tc>
-          <w:p>
-            <w:r>
-              <w:t xml:space="preserve">Healthy</w:t>
-            </w:r>
-          </w:p>
-        </w:tc>
-        <w:tc>
-          <w:p>
-            <w:r>
-              <w:t xml:space="preserve">—</w:t>
-            </w:r>
-          </w:p>
-        </w:tc>
-      </w:tr>
-      <w:tr>
-        <w:tc>
-          <w:p>
-            <w:r>
-              <w:t xml:space="preserve">azl-iic-n02</w:t>
-            </w:r>
-          </w:p>
-        </w:tc>
-        <w:tc>
-          <w:p>
-            <w:r>
-              <w:t xml:space="preserve">PhysicalDisk 016</w:t>
-            </w:r>
-          </w:p>
-        </w:tc>
-        <w:tc>
-          <w:p>
-            <w:r>
-              <w:t xml:space="preserve">NVMe</w:t>
-            </w:r>
-          </w:p>
-        </w:tc>
-        <w:tc>
-          <w:p>
-            <w:r>
-              <w:t xml:space="preserve">1789</w:t>
-            </w:r>
-          </w:p>
-        </w:tc>
-        <w:tc>
-          <w:p>
-            <w:r>
-              <w:t xml:space="preserve">Healthy</w:t>
-            </w:r>
-          </w:p>
-        </w:tc>
-        <w:tc>
-          <w:p>
-            <w:r>
-              <w:t xml:space="preserve">—</w:t>
+              <w:t xml:space="preserve">32</w:t>
+            </w:r>
+          </w:p>
+        </w:tc>
+        <w:tc>
+          <w:p>
+            <w:r>
+              <w:t xml:space="preserve">Yes</w:t>
+            </w:r>
+          </w:p>
+        </w:tc>
+        <w:tc>
+          <w:p>
+            <w:r>
+              <w:t xml:space="preserve">320</w:t>
+            </w:r>
+          </w:p>
+        </w:tc>
+        <w:tc>
+          <w:p>
+            <w:r>
+              <w:t xml:space="preserve">320</w:t>
             </w:r>
           </w:p>
         </w:tc>
@@ -3338,343 +2776,28 @@
         <w:tc>
           <w:p>
             <w:r>
-              <w:t xml:space="preserve">PhysicalDisk 017</w:t>
-            </w:r>
-          </w:p>
-        </w:tc>
-        <w:tc>
-          <w:p>
-            <w:r>
-              <w:t xml:space="preserve">NVMe</w:t>
-            </w:r>
-          </w:p>
-        </w:tc>
-        <w:tc>
-          <w:p>
-            <w:r>
-              <w:t xml:space="preserve">1789</w:t>
-            </w:r>
-          </w:p>
-        </w:tc>
-        <w:tc>
-          <w:p>
-            <w:r>
-              <w:t xml:space="preserve">Healthy</w:t>
-            </w:r>
-          </w:p>
-        </w:tc>
-        <w:tc>
-          <w:p>
-            <w:r>
-              <w:t xml:space="preserve">—</w:t>
-            </w:r>
-          </w:p>
-        </w:tc>
-      </w:tr>
-      <w:tr>
-        <w:tc>
-          <w:p>
-            <w:r>
-              <w:t xml:space="preserve">azl-iic-n03</w:t>
-            </w:r>
-          </w:p>
-        </w:tc>
-        <w:tc>
-          <w:p>
-            <w:r>
-              <w:t xml:space="preserve">PhysicalDisk 018</w:t>
-            </w:r>
-          </w:p>
-        </w:tc>
-        <w:tc>
-          <w:p>
-            <w:r>
-              <w:t xml:space="preserve">NVMe</w:t>
-            </w:r>
-          </w:p>
-        </w:tc>
-        <w:tc>
-          <w:p>
-            <w:r>
-              <w:t xml:space="preserve">1789</w:t>
-            </w:r>
-          </w:p>
-        </w:tc>
-        <w:tc>
-          <w:p>
-            <w:r>
-              <w:t xml:space="preserve">Healthy</w:t>
-            </w:r>
-          </w:p>
-        </w:tc>
-        <w:tc>
-          <w:p>
-            <w:r>
-              <w:t xml:space="preserve">—</w:t>
-            </w:r>
-          </w:p>
-        </w:tc>
-      </w:tr>
-      <w:tr>
-        <w:tc>
-          <w:p>
-            <w:r>
-              <w:t xml:space="preserve">azl-iic-n03</w:t>
-            </w:r>
-          </w:p>
-        </w:tc>
-        <w:tc>
-          <w:p>
-            <w:r>
-              <w:t xml:space="preserve">PhysicalDisk 019</w:t>
-            </w:r>
-          </w:p>
-        </w:tc>
-        <w:tc>
-          <w:p>
-            <w:r>
-              <w:t xml:space="preserve">NVMe</w:t>
-            </w:r>
-          </w:p>
-        </w:tc>
-        <w:tc>
-          <w:p>
-            <w:r>
-              <w:t xml:space="preserve">1789</w:t>
-            </w:r>
-          </w:p>
-        </w:tc>
-        <w:tc>
-          <w:p>
-            <w:r>
-              <w:t xml:space="preserve">Healthy</w:t>
-            </w:r>
-          </w:p>
-        </w:tc>
-        <w:tc>
-          <w:p>
-            <w:r>
-              <w:t xml:space="preserve">—</w:t>
-            </w:r>
-          </w:p>
-        </w:tc>
-      </w:tr>
-      <w:tr>
-        <w:tc>
-          <w:p>
-            <w:r>
-              <w:t xml:space="preserve">azl-iic-n03</w:t>
-            </w:r>
-          </w:p>
-        </w:tc>
-        <w:tc>
-          <w:p>
-            <w:r>
-              <w:t xml:space="preserve">PhysicalDisk 020</w:t>
-            </w:r>
-          </w:p>
-        </w:tc>
-        <w:tc>
-          <w:p>
-            <w:r>
-              <w:t xml:space="preserve">NVMe</w:t>
-            </w:r>
-          </w:p>
-        </w:tc>
-        <w:tc>
-          <w:p>
-            <w:r>
-              <w:t xml:space="preserve">1789</w:t>
-            </w:r>
-          </w:p>
-        </w:tc>
-        <w:tc>
-          <w:p>
-            <w:r>
-              <w:t xml:space="preserve">Healthy</w:t>
-            </w:r>
-          </w:p>
-        </w:tc>
-        <w:tc>
-          <w:p>
-            <w:r>
-              <w:t xml:space="preserve">—</w:t>
-            </w:r>
-          </w:p>
-        </w:tc>
-      </w:tr>
-      <w:tr>
-        <w:tc>
-          <w:p>
-            <w:r>
-              <w:t xml:space="preserve">azl-iic-n03</w:t>
-            </w:r>
-          </w:p>
-        </w:tc>
-        <w:tc>
-          <w:p>
-            <w:r>
-              <w:t xml:space="preserve">PhysicalDisk 021</w:t>
-            </w:r>
-          </w:p>
-        </w:tc>
-        <w:tc>
-          <w:p>
-            <w:r>
-              <w:t xml:space="preserve">NVMe</w:t>
-            </w:r>
-          </w:p>
-        </w:tc>
-        <w:tc>
-          <w:p>
-            <w:r>
-              <w:t xml:space="preserve">1789</w:t>
-            </w:r>
-          </w:p>
-        </w:tc>
-        <w:tc>
-          <w:p>
-            <w:r>
-              <w:t xml:space="preserve">Healthy</w:t>
-            </w:r>
-          </w:p>
-        </w:tc>
-        <w:tc>
-          <w:p>
-            <w:r>
-              <w:t xml:space="preserve">—</w:t>
-            </w:r>
-          </w:p>
-        </w:tc>
-      </w:tr>
-      <w:tr>
-        <w:tc>
-          <w:p>
-            <w:r>
-              <w:t xml:space="preserve">azl-iic-n03</w:t>
-            </w:r>
-          </w:p>
-        </w:tc>
-        <w:tc>
-          <w:p>
-            <w:r>
-              <w:t xml:space="preserve">PhysicalDisk 022</w:t>
-            </w:r>
-          </w:p>
-        </w:tc>
-        <w:tc>
-          <w:p>
-            <w:r>
-              <w:t xml:space="preserve">NVMe</w:t>
-            </w:r>
-          </w:p>
-        </w:tc>
-        <w:tc>
-          <w:p>
-            <w:r>
-              <w:t xml:space="preserve">1789</w:t>
-            </w:r>
-          </w:p>
-        </w:tc>
-        <w:tc>
-          <w:p>
-            <w:r>
-              <w:t xml:space="preserve">Healthy</w:t>
-            </w:r>
-          </w:p>
-        </w:tc>
-        <w:tc>
-          <w:p>
-            <w:r>
-              <w:t xml:space="preserve">—</w:t>
-            </w:r>
-          </w:p>
-        </w:tc>
-      </w:tr>
-      <w:tr>
-        <w:tc>
-          <w:p>
-            <w:r>
-              <w:t xml:space="preserve">azl-iic-n03</w:t>
-            </w:r>
-          </w:p>
-        </w:tc>
-        <w:tc>
-          <w:p>
-            <w:r>
-              <w:t xml:space="preserve">PhysicalDisk 023</w:t>
-            </w:r>
-          </w:p>
-        </w:tc>
-        <w:tc>
-          <w:p>
-            <w:r>
-              <w:t xml:space="preserve">NVMe</w:t>
-            </w:r>
-          </w:p>
-        </w:tc>
-        <w:tc>
-          <w:p>
-            <w:r>
-              <w:t xml:space="preserve">1789</w:t>
-            </w:r>
-          </w:p>
-        </w:tc>
-        <w:tc>
-          <w:p>
-            <w:r>
-              <w:t xml:space="preserve">Healthy</w:t>
-            </w:r>
-          </w:p>
-        </w:tc>
-        <w:tc>
-          <w:p>
-            <w:r>
-              <w:t xml:space="preserve">—</w:t>
-            </w:r>
-          </w:p>
-        </w:tc>
-      </w:tr>
-      <w:tr>
-        <w:tc>
-          <w:p>
-            <w:r>
-              <w:t xml:space="preserve">azl-iic-n03</w:t>
-            </w:r>
-          </w:p>
-        </w:tc>
-        <w:tc>
-          <w:p>
-            <w:r>
-              <w:t xml:space="preserve">PhysicalDisk 024</w:t>
-            </w:r>
-          </w:p>
-        </w:tc>
-        <w:tc>
-          <w:p>
-            <w:r>
-              <w:t xml:space="preserve">NVMe</w:t>
-            </w:r>
-          </w:p>
-        </w:tc>
-        <w:tc>
-          <w:p>
-            <w:r>
-              <w:t xml:space="preserve">1789</w:t>
-            </w:r>
-          </w:p>
-        </w:tc>
-        <w:tc>
-          <w:p>
-            <w:r>
-              <w:t xml:space="preserve">Healthy</w:t>
-            </w:r>
-          </w:p>
-        </w:tc>
-        <w:tc>
-          <w:p>
-            <w:r>
-              <w:t xml:space="preserve">—</w:t>
+              <w:t xml:space="preserve">32</w:t>
+            </w:r>
+          </w:p>
+        </w:tc>
+        <w:tc>
+          <w:p>
+            <w:r>
+              <w:t xml:space="preserve">Yes</w:t>
+            </w:r>
+          </w:p>
+        </w:tc>
+        <w:tc>
+          <w:p>
+            <w:r>
+              <w:t xml:space="preserve">320</w:t>
+            </w:r>
+          </w:p>
+        </w:tc>
+        <w:tc>
+          <w:p>
+            <w:r>
+              <w:t xml:space="preserve">320</w:t>
             </w:r>
           </w:p>
         </w:tc>
@@ -3682,10 +2805,25 @@
     </w:tbl>
     <w:p>
       <w:pPr>
+        <w:rPr>
+          <w:i/>
+          <w:color w:val="64748B"/>
+        </w:rPr>
+      </w:pPr>
+      <w:r>
+        <w:rPr>
+          <w:i/>
+          <w:color w:val="64748B"/>
+        </w:rPr>
+        <w:t xml:space="preserve">Pricing as of 2026-04-16 — https://azure.microsoft.com/en-us/pricing/details/azure-local/</w:t>
+      </w:r>
+    </w:p>
+    <w:p>
+      <w:pPr>
         <w:pStyle w:val="Heading1"/>
       </w:pPr>
       <w:r>
-        <w:t xml:space="preserve">Network Adapter Inventory</w:t>
+        <w:t xml:space="preserve">Arc Extensions by Node</w:t>
       </w:r>
     </w:p>
     <w:tbl>
@@ -3741,87 +2879,87 @@
                 <w:b/>
                 <w:color w:val="FFFFFF"/>
               </w:rPr>
-              <w:t xml:space="preserve">Adapter</w:t>
-            </w:r>
-          </w:p>
-        </w:tc>
-        <w:tc>
-          <w:tcPr>
-            <w:shd w:val="clear" w:color="auto" w:fill="1E3A5F"/>
-          </w:tcPr>
-          <w:p>
-            <w:pPr>
-              <w:rPr>
-                <w:b/>
-                <w:color w:val="FFFFFF"/>
-              </w:rPr>
-            </w:pPr>
-            <w:r>
-              <w:rPr>
-                <w:b/>
-                <w:color w:val="FFFFFF"/>
-              </w:rPr>
-              <w:t xml:space="preserve">Link Speed</w:t>
-            </w:r>
-          </w:p>
-        </w:tc>
-        <w:tc>
-          <w:tcPr>
-            <w:shd w:val="clear" w:color="auto" w:fill="1E3A5F"/>
-          </w:tcPr>
-          <w:p>
-            <w:pPr>
-              <w:rPr>
-                <w:b/>
-                <w:color w:val="FFFFFF"/>
-              </w:rPr>
-            </w:pPr>
-            <w:r>
-              <w:rPr>
-                <w:b/>
-                <w:color w:val="FFFFFF"/>
-              </w:rPr>
-              <w:t xml:space="preserve">Status</w:t>
-            </w:r>
-          </w:p>
-        </w:tc>
-        <w:tc>
-          <w:tcPr>
-            <w:shd w:val="clear" w:color="auto" w:fill="1E3A5F"/>
-          </w:tcPr>
-          <w:p>
-            <w:pPr>
-              <w:rPr>
-                <w:b/>
-                <w:color w:val="FFFFFF"/>
-              </w:rPr>
-            </w:pPr>
-            <w:r>
-              <w:rPr>
-                <w:b/>
-                <w:color w:val="FFFFFF"/>
-              </w:rPr>
-              <w:t xml:space="preserve">MAC Address</w:t>
-            </w:r>
-          </w:p>
-        </w:tc>
-        <w:tc>
-          <w:tcPr>
-            <w:shd w:val="clear" w:color="auto" w:fill="1E3A5F"/>
-          </w:tcPr>
-          <w:p>
-            <w:pPr>
-              <w:rPr>
-                <w:b/>
-                <w:color w:val="FFFFFF"/>
-              </w:rPr>
-            </w:pPr>
-            <w:r>
-              <w:rPr>
-                <w:b/>
-                <w:color w:val="FFFFFF"/>
-              </w:rPr>
-              <w:t xml:space="preserve">Driver</w:t>
+              <w:t xml:space="preserve">Name</w:t>
+            </w:r>
+          </w:p>
+        </w:tc>
+        <w:tc>
+          <w:tcPr>
+            <w:shd w:val="clear" w:color="auto" w:fill="1E3A5F"/>
+          </w:tcPr>
+          <w:p>
+            <w:pPr>
+              <w:rPr>
+                <w:b/>
+                <w:color w:val="FFFFFF"/>
+              </w:rPr>
+            </w:pPr>
+            <w:r>
+              <w:rPr>
+                <w:b/>
+                <w:color w:val="FFFFFF"/>
+              </w:rPr>
+              <w:t xml:space="preserve">Type</w:t>
+            </w:r>
+          </w:p>
+        </w:tc>
+        <w:tc>
+          <w:tcPr>
+            <w:shd w:val="clear" w:color="auto" w:fill="1E3A5F"/>
+          </w:tcPr>
+          <w:p>
+            <w:pPr>
+              <w:rPr>
+                <w:b/>
+                <w:color w:val="FFFFFF"/>
+              </w:rPr>
+            </w:pPr>
+            <w:r>
+              <w:rPr>
+                <w:b/>
+                <w:color w:val="FFFFFF"/>
+              </w:rPr>
+              <w:t xml:space="preserve">Publisher</w:t>
+            </w:r>
+          </w:p>
+        </w:tc>
+        <w:tc>
+          <w:tcPr>
+            <w:shd w:val="clear" w:color="auto" w:fill="1E3A5F"/>
+          </w:tcPr>
+          <w:p>
+            <w:pPr>
+              <w:rPr>
+                <w:b/>
+                <w:color w:val="FFFFFF"/>
+              </w:rPr>
+            </w:pPr>
+            <w:r>
+              <w:rPr>
+                <w:b/>
+                <w:color w:val="FFFFFF"/>
+              </w:rPr>
+              <w:t xml:space="preserve">Version</w:t>
+            </w:r>
+          </w:p>
+        </w:tc>
+        <w:tc>
+          <w:tcPr>
+            <w:shd w:val="clear" w:color="auto" w:fill="1E3A5F"/>
+          </w:tcPr>
+          <w:p>
+            <w:pPr>
+              <w:rPr>
+                <w:b/>
+                <w:color w:val="FFFFFF"/>
+              </w:rPr>
+            </w:pPr>
+            <w:r>
+              <w:rPr>
+                <w:b/>
+                <w:color w:val="FFFFFF"/>
+              </w:rPr>
+              <w:t xml:space="preserve">State</w:t>
             </w:r>
           </w:p>
         </w:tc>
@@ -3837,35 +2975,35 @@
         <w:tc>
           <w:p>
             <w:r>
-              <w:t xml:space="preserve">NIC1</w:t>
-            </w:r>
-          </w:p>
-        </w:tc>
-        <w:tc>
-          <w:p>
-            <w:r>
-              <w:t xml:space="preserve">25000000000</w:t>
-            </w:r>
-          </w:p>
-        </w:tc>
-        <w:tc>
-          <w:p>
-            <w:r>
-              <w:t xml:space="preserve">Up</w:t>
-            </w:r>
-          </w:p>
-        </w:tc>
-        <w:tc>
-          <w:p>
-            <w:r>
-              <w:t xml:space="preserve">00:50:56:IIC:0:00</w:t>
-            </w:r>
-          </w:p>
-        </w:tc>
-        <w:tc>
-          <w:p>
-            <w:r>
-              <w:t xml:space="preserve">—</w:t>
+              <w:t xml:space="preserve">AzureMonitorWindowsAgent</w:t>
+            </w:r>
+          </w:p>
+        </w:tc>
+        <w:tc>
+          <w:p>
+            <w:r>
+              <w:t xml:space="preserve">AzureMonitorWindowsAgent</w:t>
+            </w:r>
+          </w:p>
+        </w:tc>
+        <w:tc>
+          <w:p>
+            <w:r>
+              <w:t xml:space="preserve">Microsoft.Azure.Monitor</w:t>
+            </w:r>
+          </w:p>
+        </w:tc>
+        <w:tc>
+          <w:p>
+            <w:r>
+              <w:t xml:space="preserve">1.22.2.0</w:t>
+            </w:r>
+          </w:p>
+        </w:tc>
+        <w:tc>
+          <w:p>
+            <w:r>
+              <w:t xml:space="preserve">Succeeded</w:t>
             </w:r>
           </w:p>
         </w:tc>
@@ -3881,35 +3019,35 @@
         <w:tc>
           <w:p>
             <w:r>
-              <w:t xml:space="preserve">NIC2</w:t>
-            </w:r>
-          </w:p>
-        </w:tc>
-        <w:tc>
-          <w:p>
-            <w:r>
-              <w:t xml:space="preserve">25000000000</w:t>
-            </w:r>
-          </w:p>
-        </w:tc>
-        <w:tc>
-          <w:p>
-            <w:r>
-              <w:t xml:space="preserve">Up</w:t>
-            </w:r>
-          </w:p>
-        </w:tc>
-        <w:tc>
-          <w:p>
-            <w:r>
-              <w:t xml:space="preserve">00:50:56:IIC:0:01</w:t>
-            </w:r>
-          </w:p>
-        </w:tc>
-        <w:tc>
-          <w:p>
-            <w:r>
-              <w:t xml:space="preserve">—</w:t>
+              <w:t xml:space="preserve">GuestConfigExtension</w:t>
+            </w:r>
+          </w:p>
+        </w:tc>
+        <w:tc>
+          <w:p>
+            <w:r>
+              <w:t xml:space="preserve">ConfigurationforWindows</w:t>
+            </w:r>
+          </w:p>
+        </w:tc>
+        <w:tc>
+          <w:p>
+            <w:r>
+              <w:t xml:space="preserve">Microsoft.GuestConfiguration</w:t>
+            </w:r>
+          </w:p>
+        </w:tc>
+        <w:tc>
+          <w:p>
+            <w:r>
+              <w:t xml:space="preserve">1.29.78.0</w:t>
+            </w:r>
+          </w:p>
+        </w:tc>
+        <w:tc>
+          <w:p>
+            <w:r>
+              <w:t xml:space="preserve">Succeeded</w:t>
             </w:r>
           </w:p>
         </w:tc>
@@ -3925,79 +3063,35 @@
         <w:tc>
           <w:p>
             <w:r>
-              <w:t xml:space="preserve">NIC3</w:t>
-            </w:r>
-          </w:p>
-        </w:tc>
-        <w:tc>
-          <w:p>
-            <w:r>
-              <w:t xml:space="preserve">25000000000</w:t>
-            </w:r>
-          </w:p>
-        </w:tc>
-        <w:tc>
-          <w:p>
-            <w:r>
-              <w:t xml:space="preserve">Up</w:t>
-            </w:r>
-          </w:p>
-        </w:tc>
-        <w:tc>
-          <w:p>
-            <w:r>
-              <w:t xml:space="preserve">00:50:56:IIC:0:02</w:t>
-            </w:r>
-          </w:p>
-        </w:tc>
-        <w:tc>
-          <w:p>
-            <w:r>
-              <w:t xml:space="preserve">—</w:t>
-            </w:r>
-          </w:p>
-        </w:tc>
-      </w:tr>
-      <w:tr>
-        <w:tc>
-          <w:p>
-            <w:r>
-              <w:t xml:space="preserve">azl-iic-n01</w:t>
-            </w:r>
-          </w:p>
-        </w:tc>
-        <w:tc>
-          <w:p>
-            <w:r>
-              <w:t xml:space="preserve">NIC4</w:t>
-            </w:r>
-          </w:p>
-        </w:tc>
-        <w:tc>
-          <w:p>
-            <w:r>
-              <w:t xml:space="preserve">25000000000</w:t>
-            </w:r>
-          </w:p>
-        </w:tc>
-        <w:tc>
-          <w:p>
-            <w:r>
-              <w:t xml:space="preserve">Up</w:t>
-            </w:r>
-          </w:p>
-        </w:tc>
-        <w:tc>
-          <w:p>
-            <w:r>
-              <w:t xml:space="preserve">00:50:56:IIC:0:03</w:t>
-            </w:r>
-          </w:p>
-        </w:tc>
-        <w:tc>
-          <w:p>
-            <w:r>
-              <w:t xml:space="preserve">—</w:t>
+              <w:t xml:space="preserve">MicrosoftDefenderForServers</w:t>
+            </w:r>
+          </w:p>
+        </w:tc>
+        <w:tc>
+          <w:p>
+            <w:r>
+              <w:t xml:space="preserve">MDE.Windows</w:t>
+            </w:r>
+          </w:p>
+        </w:tc>
+        <w:tc>
+          <w:p>
+            <w:r>
+              <w:t xml:space="preserve">Microsoft.Azure.AzureDefenderForServers</w:t>
+            </w:r>
+          </w:p>
+        </w:tc>
+        <w:tc>
+          <w:p>
+            <w:r>
+              <w:t xml:space="preserve">1.0</w:t>
+            </w:r>
+          </w:p>
+        </w:tc>
+        <w:tc>
+          <w:p>
+            <w:r>
+              <w:t xml:space="preserve">Succeeded</w:t>
             </w:r>
           </w:p>
         </w:tc>
@@ -4013,35 +3107,35 @@
         <w:tc>
           <w:p>
             <w:r>
-              <w:t xml:space="preserve">NIC1</w:t>
-            </w:r>
-          </w:p>
-        </w:tc>
-        <w:tc>
-          <w:p>
-            <w:r>
-              <w:t xml:space="preserve">25000000000</w:t>
-            </w:r>
-          </w:p>
-        </w:tc>
-        <w:tc>
-          <w:p>
-            <w:r>
-              <w:t xml:space="preserve">Up</w:t>
-            </w:r>
-          </w:p>
-        </w:tc>
-        <w:tc>
-          <w:p>
-            <w:r>
-              <w:t xml:space="preserve">00:50:56:IIC:1:00</w:t>
-            </w:r>
-          </w:p>
-        </w:tc>
-        <w:tc>
-          <w:p>
-            <w:r>
-              <w:t xml:space="preserve">—</w:t>
+              <w:t xml:space="preserve">AzureMonitorWindowsAgent</w:t>
+            </w:r>
+          </w:p>
+        </w:tc>
+        <w:tc>
+          <w:p>
+            <w:r>
+              <w:t xml:space="preserve">AzureMonitorWindowsAgent</w:t>
+            </w:r>
+          </w:p>
+        </w:tc>
+        <w:tc>
+          <w:p>
+            <w:r>
+              <w:t xml:space="preserve">Microsoft.Azure.Monitor</w:t>
+            </w:r>
+          </w:p>
+        </w:tc>
+        <w:tc>
+          <w:p>
+            <w:r>
+              <w:t xml:space="preserve">1.22.2.0</w:t>
+            </w:r>
+          </w:p>
+        </w:tc>
+        <w:tc>
+          <w:p>
+            <w:r>
+              <w:t xml:space="preserve">Succeeded</w:t>
             </w:r>
           </w:p>
         </w:tc>
@@ -4057,35 +3151,35 @@
         <w:tc>
           <w:p>
             <w:r>
-              <w:t xml:space="preserve">NIC2</w:t>
-            </w:r>
-          </w:p>
-        </w:tc>
-        <w:tc>
-          <w:p>
-            <w:r>
-              <w:t xml:space="preserve">25000000000</w:t>
-            </w:r>
-          </w:p>
-        </w:tc>
-        <w:tc>
-          <w:p>
-            <w:r>
-              <w:t xml:space="preserve">Up</w:t>
-            </w:r>
-          </w:p>
-        </w:tc>
-        <w:tc>
-          <w:p>
-            <w:r>
-              <w:t xml:space="preserve">00:50:56:IIC:1:01</w:t>
-            </w:r>
-          </w:p>
-        </w:tc>
-        <w:tc>
-          <w:p>
-            <w:r>
-              <w:t xml:space="preserve">—</w:t>
+              <w:t xml:space="preserve">GuestConfigExtension</w:t>
+            </w:r>
+          </w:p>
+        </w:tc>
+        <w:tc>
+          <w:p>
+            <w:r>
+              <w:t xml:space="preserve">ConfigurationforWindows</w:t>
+            </w:r>
+          </w:p>
+        </w:tc>
+        <w:tc>
+          <w:p>
+            <w:r>
+              <w:t xml:space="preserve">Microsoft.GuestConfiguration</w:t>
+            </w:r>
+          </w:p>
+        </w:tc>
+        <w:tc>
+          <w:p>
+            <w:r>
+              <w:t xml:space="preserve">1.29.78.0</w:t>
+            </w:r>
+          </w:p>
+        </w:tc>
+        <w:tc>
+          <w:p>
+            <w:r>
+              <w:t xml:space="preserve">Succeeded</w:t>
             </w:r>
           </w:p>
         </w:tc>
@@ -4101,79 +3195,35 @@
         <w:tc>
           <w:p>
             <w:r>
-              <w:t xml:space="preserve">NIC3</w:t>
-            </w:r>
-          </w:p>
-        </w:tc>
-        <w:tc>
-          <w:p>
-            <w:r>
-              <w:t xml:space="preserve">25000000000</w:t>
-            </w:r>
-          </w:p>
-        </w:tc>
-        <w:tc>
-          <w:p>
-            <w:r>
-              <w:t xml:space="preserve">Up</w:t>
-            </w:r>
-          </w:p>
-        </w:tc>
-        <w:tc>
-          <w:p>
-            <w:r>
-              <w:t xml:space="preserve">00:50:56:IIC:1:02</w:t>
-            </w:r>
-          </w:p>
-        </w:tc>
-        <w:tc>
-          <w:p>
-            <w:r>
-              <w:t xml:space="preserve">—</w:t>
-            </w:r>
-          </w:p>
-        </w:tc>
-      </w:tr>
-      <w:tr>
-        <w:tc>
-          <w:p>
-            <w:r>
-              <w:t xml:space="preserve">azl-iic-n02</w:t>
-            </w:r>
-          </w:p>
-        </w:tc>
-        <w:tc>
-          <w:p>
-            <w:r>
-              <w:t xml:space="preserve">NIC4</w:t>
-            </w:r>
-          </w:p>
-        </w:tc>
-        <w:tc>
-          <w:p>
-            <w:r>
-              <w:t xml:space="preserve">25000000000</w:t>
-            </w:r>
-          </w:p>
-        </w:tc>
-        <w:tc>
-          <w:p>
-            <w:r>
-              <w:t xml:space="preserve">Up</w:t>
-            </w:r>
-          </w:p>
-        </w:tc>
-        <w:tc>
-          <w:p>
-            <w:r>
-              <w:t xml:space="preserve">00:50:56:IIC:1:03</w:t>
-            </w:r>
-          </w:p>
-        </w:tc>
-        <w:tc>
-          <w:p>
-            <w:r>
-              <w:t xml:space="preserve">—</w:t>
+              <w:t xml:space="preserve">MicrosoftDefenderForServers</w:t>
+            </w:r>
+          </w:p>
+        </w:tc>
+        <w:tc>
+          <w:p>
+            <w:r>
+              <w:t xml:space="preserve">MDE.Windows</w:t>
+            </w:r>
+          </w:p>
+        </w:tc>
+        <w:tc>
+          <w:p>
+            <w:r>
+              <w:t xml:space="preserve">Microsoft.Azure.AzureDefenderForServers</w:t>
+            </w:r>
+          </w:p>
+        </w:tc>
+        <w:tc>
+          <w:p>
+            <w:r>
+              <w:t xml:space="preserve">1.0</w:t>
+            </w:r>
+          </w:p>
+        </w:tc>
+        <w:tc>
+          <w:p>
+            <w:r>
+              <w:t xml:space="preserve">Succeeded</w:t>
             </w:r>
           </w:p>
         </w:tc>
@@ -4189,35 +3239,35 @@
         <w:tc>
           <w:p>
             <w:r>
-              <w:t xml:space="preserve">NIC1</w:t>
-            </w:r>
-          </w:p>
-        </w:tc>
-        <w:tc>
-          <w:p>
-            <w:r>
-              <w:t xml:space="preserve">25000000000</w:t>
-            </w:r>
-          </w:p>
-        </w:tc>
-        <w:tc>
-          <w:p>
-            <w:r>
-              <w:t xml:space="preserve">Up</w:t>
-            </w:r>
-          </w:p>
-        </w:tc>
-        <w:tc>
-          <w:p>
-            <w:r>
-              <w:t xml:space="preserve">00:50:56:IIC:2:00</w:t>
-            </w:r>
-          </w:p>
-        </w:tc>
-        <w:tc>
-          <w:p>
-            <w:r>
-              <w:t xml:space="preserve">—</w:t>
+              <w:t xml:space="preserve">AzureMonitorWindowsAgent</w:t>
+            </w:r>
+          </w:p>
+        </w:tc>
+        <w:tc>
+          <w:p>
+            <w:r>
+              <w:t xml:space="preserve">AzureMonitorWindowsAgent</w:t>
+            </w:r>
+          </w:p>
+        </w:tc>
+        <w:tc>
+          <w:p>
+            <w:r>
+              <w:t xml:space="preserve">Microsoft.Azure.Monitor</w:t>
+            </w:r>
+          </w:p>
+        </w:tc>
+        <w:tc>
+          <w:p>
+            <w:r>
+              <w:t xml:space="preserve">1.22.2.0</w:t>
+            </w:r>
+          </w:p>
+        </w:tc>
+        <w:tc>
+          <w:p>
+            <w:r>
+              <w:t xml:space="preserve">Succeeded</w:t>
             </w:r>
           </w:p>
         </w:tc>
@@ -4233,35 +3283,35 @@
         <w:tc>
           <w:p>
             <w:r>
-              <w:t xml:space="preserve">NIC2</w:t>
-            </w:r>
-          </w:p>
-        </w:tc>
-        <w:tc>
-          <w:p>
-            <w:r>
-              <w:t xml:space="preserve">25000000000</w:t>
-            </w:r>
-          </w:p>
-        </w:tc>
-        <w:tc>
-          <w:p>
-            <w:r>
-              <w:t xml:space="preserve">Up</w:t>
-            </w:r>
-          </w:p>
-        </w:tc>
-        <w:tc>
-          <w:p>
-            <w:r>
-              <w:t xml:space="preserve">00:50:56:IIC:2:01</w:t>
-            </w:r>
-          </w:p>
-        </w:tc>
-        <w:tc>
-          <w:p>
-            <w:r>
-              <w:t xml:space="preserve">—</w:t>
+              <w:t xml:space="preserve">GuestConfigExtension</w:t>
+            </w:r>
+          </w:p>
+        </w:tc>
+        <w:tc>
+          <w:p>
+            <w:r>
+              <w:t xml:space="preserve">ConfigurationforWindows</w:t>
+            </w:r>
+          </w:p>
+        </w:tc>
+        <w:tc>
+          <w:p>
+            <w:r>
+              <w:t xml:space="preserve">Microsoft.GuestConfiguration</w:t>
+            </w:r>
+          </w:p>
+        </w:tc>
+        <w:tc>
+          <w:p>
+            <w:r>
+              <w:t xml:space="preserve">1.29.78.0</w:t>
+            </w:r>
+          </w:p>
+        </w:tc>
+        <w:tc>
+          <w:p>
+            <w:r>
+              <w:t xml:space="preserve">Succeeded</w:t>
             </w:r>
           </w:p>
         </w:tc>
@@ -4277,79 +3327,35 @@
         <w:tc>
           <w:p>
             <w:r>
-              <w:t xml:space="preserve">NIC3</w:t>
-            </w:r>
-          </w:p>
-        </w:tc>
-        <w:tc>
-          <w:p>
-            <w:r>
-              <w:t xml:space="preserve">25000000000</w:t>
-            </w:r>
-          </w:p>
-        </w:tc>
-        <w:tc>
-          <w:p>
-            <w:r>
-              <w:t xml:space="preserve">Up</w:t>
-            </w:r>
-          </w:p>
-        </w:tc>
-        <w:tc>
-          <w:p>
-            <w:r>
-              <w:t xml:space="preserve">00:50:56:IIC:2:02</w:t>
-            </w:r>
-          </w:p>
-        </w:tc>
-        <w:tc>
-          <w:p>
-            <w:r>
-              <w:t xml:space="preserve">—</w:t>
-            </w:r>
-          </w:p>
-        </w:tc>
-      </w:tr>
-      <w:tr>
-        <w:tc>
-          <w:p>
-            <w:r>
-              <w:t xml:space="preserve">azl-iic-n03</w:t>
-            </w:r>
-          </w:p>
-        </w:tc>
-        <w:tc>
-          <w:p>
-            <w:r>
-              <w:t xml:space="preserve">NIC4</w:t>
-            </w:r>
-          </w:p>
-        </w:tc>
-        <w:tc>
-          <w:p>
-            <w:r>
-              <w:t xml:space="preserve">25000000000</w:t>
-            </w:r>
-          </w:p>
-        </w:tc>
-        <w:tc>
-          <w:p>
-            <w:r>
-              <w:t xml:space="preserve">Up</w:t>
-            </w:r>
-          </w:p>
-        </w:tc>
-        <w:tc>
-          <w:p>
-            <w:r>
-              <w:t xml:space="preserve">00:50:56:IIC:2:03</w:t>
-            </w:r>
-          </w:p>
-        </w:tc>
-        <w:tc>
-          <w:p>
-            <w:r>
-              <w:t xml:space="preserve">—</w:t>
+              <w:t xml:space="preserve">MicrosoftDefenderForServers</w:t>
+            </w:r>
+          </w:p>
+        </w:tc>
+        <w:tc>
+          <w:p>
+            <w:r>
+              <w:t xml:space="preserve">MDE.Windows</w:t>
+            </w:r>
+          </w:p>
+        </w:tc>
+        <w:tc>
+          <w:p>
+            <w:r>
+              <w:t xml:space="preserve">Microsoft.Azure.AzureDefenderForServers</w:t>
+            </w:r>
+          </w:p>
+        </w:tc>
+        <w:tc>
+          <w:p>
+            <w:r>
+              <w:t xml:space="preserve">1.0</w:t>
+            </w:r>
+          </w:p>
+        </w:tc>
+        <w:tc>
+          <w:p>
+            <w:r>
+              <w:t xml:space="preserve">Succeeded</w:t>
             </w:r>
           </w:p>
         </w:tc>
@@ -4357,138 +3363,25 @@
     </w:tbl>
     <w:p>
       <w:pPr>
+        <w:rPr>
+          <w:i/>
+          <w:color w:val="64748B"/>
+        </w:rPr>
+      </w:pPr>
+      <w:r>
+        <w:rPr>
+          <w:i/>
+          <w:color w:val="64748B"/>
+        </w:rPr>
+        <w:t xml:space="preserve">AMA coverage: 100% of nodes. Failed extensions: 0.</w:t>
+      </w:r>
+    </w:p>
+    <w:p>
+      <w:pPr>
         <w:pStyle w:val="Heading1"/>
       </w:pPr>
       <w:r>
-        <w:t xml:space="preserve">Domain Summary</w:t>
-      </w:r>
-    </w:p>
-    <w:p>
-      <w:pPr>
-        <w:pStyle w:val="ListParagraph"/>
-      </w:pPr>
-      <w:r>
-        <w:t xml:space="preserve">- Node manufacturers: Dell Inc. (3)</w:t>
-      </w:r>
-    </w:p>
-    <w:p>
-      <w:pPr>
-        <w:pStyle w:val="ListParagraph"/>
-      </w:pPr>
-      <w:r>
-        <w:t xml:space="preserve">- Storage media types: NVMe (24)</w:t>
-      </w:r>
-    </w:p>
-    <w:p>
-      <w:pPr>
-        <w:pStyle w:val="ListParagraph"/>
-      </w:pPr>
-      <w:r>
-        <w:t xml:space="preserve">- Adapter states: Up (12)</w:t>
-      </w:r>
-    </w:p>
-    <w:p>
-      <w:pPr>
-        <w:pStyle w:val="ListParagraph"/>
-      </w:pPr>
-      <w:r>
-        <w:t xml:space="preserve">- VM generations: 2 (5)</w:t>
-      </w:r>
-    </w:p>
-    <w:p>
-      <w:pPr>
-        <w:pStyle w:val="ListParagraph"/>
-      </w:pPr>
-      <w:r>
-        <w:t xml:space="preserve">- Azure resource types: Microsoft.AzureStackHCI/clusters (1), Microsoft.DesktopVirtualization/hostPools (1), Microsoft.HybridCompute/machines (3), Microsoft.ResourceConnector/appliances (1), Microsoft.ExtendedLocation/customLocations (1), Microsoft.RecoveryServices/vaults (1)</w:t>
-      </w:r>
-    </w:p>
-    <w:p>
-      <w:pPr>
-        <w:pStyle w:val="ListParagraph"/>
-      </w:pPr>
-      <w:r>
-        <w:t xml:space="preserve">- Monitoring: telemetry=1, AMA=3, DCR=1</w:t>
-      </w:r>
-    </w:p>
-    <w:p>
-      <w:pPr>
-        <w:pStyle w:val="ListParagraph"/>
-      </w:pPr>
-      <w:r>
-        <w:t xml:space="preserve">- Performance: avg CPU=38.3%, avg available memory=176 GiB</w:t>
-      </w:r>
-    </w:p>
-    <w:p>
-      <w:pPr>
-        <w:pStyle w:val="ListParagraph"/>
-      </w:pPr>
-      <w:r>
-        <w:t xml:space="preserve">- ESU: eligible=, enrolled=, not enrolled=</w:t>
-      </w:r>
-    </w:p>
-    <w:p>
-      <w:pPr>
-        <w:pStyle w:val="Heading1"/>
-      </w:pPr>
-      <w:r>
-        <w:t xml:space="preserve">Storage Resiliency</w:t>
-      </w:r>
-    </w:p>
-    <w:p>
-      <w:pPr>
-        <w:pStyle w:val="ListParagraph"/>
-      </w:pPr>
-      <w:r>
-        <w:t xml:space="preserve">- Total raw: 0 GiB (0 TiB)</w:t>
-      </w:r>
-    </w:p>
-    <w:p>
-      <w:pPr>
-        <w:pStyle w:val="ListParagraph"/>
-      </w:pPr>
-      <w:r>
-        <w:t xml:space="preserve">- Total usable (after resiliency): 0 GiB (0 TiB)</w:t>
-      </w:r>
-    </w:p>
-    <w:p>
-      <w:pPr>
-        <w:pStyle w:val="ListParagraph"/>
-      </w:pPr>
-      <w:r>
-        <w:t xml:space="preserve">- Resiliency overhead: N/A% of raw</w:t>
-      </w:r>
-    </w:p>
-    <w:p>
-      <w:pPr>
-        <w:pStyle w:val="ListParagraph"/>
-      </w:pPr>
-      <w:r>
-        <w:t xml:space="preserve">- Reserve target: 0 GiB  |  Safe allocatable: 0 GiB</w:t>
-      </w:r>
-    </w:p>
-    <w:p>
-      <w:pPr>
-        <w:pStyle w:val="Heading1"/>
-      </w:pPr>
-      <w:r>
-        <w:t xml:space="preserve">Event Log Summary</w:t>
-      </w:r>
-    </w:p>
-    <w:p>
-      <w:pPr>
-        <w:pStyle w:val="ListParagraph"/>
-      </w:pPr>
-      <w:r>
-        <w:t xml:space="preserve">- No events recorded in this collection window.</w:t>
-      </w:r>
-    </w:p>
-    <w:p>
-      <w:pPr>
-        <w:pStyle w:val="Heading1"/>
-      </w:pPr>
-      <w:r>
-        <w:t xml:space="preserve">Security Audit</w:t>
+        <w:t xml:space="preserve">Logical Networks</w:t>
       </w:r>
     </w:p>
     <w:tbl>
@@ -4524,6 +3417,3695 @@
                 <w:b/>
                 <w:color w:val="FFFFFF"/>
               </w:rPr>
+              <w:t xml:space="preserve">Name</w:t>
+            </w:r>
+          </w:p>
+        </w:tc>
+        <w:tc>
+          <w:tcPr>
+            <w:shd w:val="clear" w:color="auto" w:fill="1E3A5F"/>
+          </w:tcPr>
+          <w:p>
+            <w:pPr>
+              <w:rPr>
+                <w:b/>
+                <w:color w:val="FFFFFF"/>
+              </w:rPr>
+            </w:pPr>
+            <w:r>
+              <w:rPr>
+                <w:b/>
+                <w:color w:val="FFFFFF"/>
+              </w:rPr>
+              <w:t xml:space="preserve">VM Switch</w:t>
+            </w:r>
+          </w:p>
+        </w:tc>
+        <w:tc>
+          <w:tcPr>
+            <w:shd w:val="clear" w:color="auto" w:fill="1E3A5F"/>
+          </w:tcPr>
+          <w:p>
+            <w:pPr>
+              <w:rPr>
+                <w:b/>
+                <w:color w:val="FFFFFF"/>
+              </w:rPr>
+            </w:pPr>
+            <w:r>
+              <w:rPr>
+                <w:b/>
+                <w:color w:val="FFFFFF"/>
+              </w:rPr>
+              <w:t xml:space="preserve">DHCP</w:t>
+            </w:r>
+          </w:p>
+        </w:tc>
+        <w:tc>
+          <w:tcPr>
+            <w:shd w:val="clear" w:color="auto" w:fill="1E3A5F"/>
+          </w:tcPr>
+          <w:p>
+            <w:pPr>
+              <w:rPr>
+                <w:b/>
+                <w:color w:val="FFFFFF"/>
+              </w:rPr>
+            </w:pPr>
+            <w:r>
+              <w:rPr>
+                <w:b/>
+                <w:color w:val="FFFFFF"/>
+              </w:rPr>
+              <w:t xml:space="preserve">Subnets</w:t>
+            </w:r>
+          </w:p>
+        </w:tc>
+        <w:tc>
+          <w:tcPr>
+            <w:shd w:val="clear" w:color="auto" w:fill="1E3A5F"/>
+          </w:tcPr>
+          <w:p>
+            <w:pPr>
+              <w:rPr>
+                <w:b/>
+                <w:color w:val="FFFFFF"/>
+              </w:rPr>
+            </w:pPr>
+            <w:r>
+              <w:rPr>
+                <w:b/>
+                <w:color w:val="FFFFFF"/>
+              </w:rPr>
+              <w:t xml:space="preserve">State</w:t>
+            </w:r>
+          </w:p>
+        </w:tc>
+      </w:tr>
+      <w:tr>
+        <w:tc>
+          <w:p>
+            <w:r>
+              <w:t xml:space="preserve">lnet-iic-mgmt-01</w:t>
+            </w:r>
+          </w:p>
+        </w:tc>
+        <w:tc>
+          <w:p>
+            <w:r>
+              <w:t xml:space="preserve">ConvergedSwitch</w:t>
+            </w:r>
+          </w:p>
+        </w:tc>
+        <w:tc>
+          <w:p>
+            <w:r>
+              <w:t xml:space="preserve">No</w:t>
+            </w:r>
+          </w:p>
+        </w:tc>
+        <w:tc>
+          <w:p>
+            <w:r>
+              <w:t xml:space="preserve">1</w:t>
+            </w:r>
+          </w:p>
+        </w:tc>
+        <w:tc>
+          <w:p>
+            <w:r>
+              <w:t xml:space="preserve">Succeeded</w:t>
+            </w:r>
+          </w:p>
+        </w:tc>
+      </w:tr>
+      <w:tr>
+        <w:tc>
+          <w:p>
+            <w:r>
+              <w:t xml:space="preserve">lnet-iic-workload-01</w:t>
+            </w:r>
+          </w:p>
+        </w:tc>
+        <w:tc>
+          <w:p>
+            <w:r>
+              <w:t xml:space="preserve">ConvergedSwitch</w:t>
+            </w:r>
+          </w:p>
+        </w:tc>
+        <w:tc>
+          <w:p>
+            <w:r>
+              <w:t xml:space="preserve">Yes</w:t>
+            </w:r>
+          </w:p>
+        </w:tc>
+        <w:tc>
+          <w:p>
+            <w:r>
+              <w:t xml:space="preserve">1</w:t>
+            </w:r>
+          </w:p>
+        </w:tc>
+        <w:tc>
+          <w:p>
+            <w:r>
+              <w:t xml:space="preserve">Succeeded</w:t>
+            </w:r>
+          </w:p>
+        </w:tc>
+      </w:tr>
+    </w:tbl>
+    <w:p>
+      <w:pPr>
+        <w:pStyle w:val="Heading1"/>
+      </w:pPr>
+      <w:r>
+        <w:t xml:space="preserve">Logical Network Subnets</w:t>
+      </w:r>
+    </w:p>
+    <w:tbl>
+      <w:tblPr>
+        <w:tblStyle w:val="TableGrid"/>
+        <w:tblW w:w="0" w:type="auto"/>
+        <w:tblBorders>
+          <w:top w:val="single" w:sz="4" w:space="0" w:color="CCCCCC"/>
+          <w:left w:val="single" w:sz="4" w:space="0" w:color="CCCCCC"/>
+          <w:bottom w:val="single" w:sz="4" w:space="0" w:color="CCCCCC"/>
+          <w:right w:val="single" w:sz="4" w:space="0" w:color="CCCCCC"/>
+          <w:insideH w:val="single" w:sz="4" w:space="0" w:color="CCCCCC"/>
+          <w:insideV w:val="single" w:sz="4" w:space="0" w:color="CCCCCC"/>
+        </w:tblBorders>
+      </w:tblPr>
+      <w:tr>
+        <w:trPr>
+          <w:tblHeader/>
+        </w:trPr>
+        <w:tc>
+          <w:tcPr>
+            <w:shd w:val="clear" w:color="auto" w:fill="1E3A5F"/>
+          </w:tcPr>
+          <w:p>
+            <w:pPr>
+              <w:rPr>
+                <w:b/>
+                <w:color w:val="FFFFFF"/>
+              </w:rPr>
+            </w:pPr>
+            <w:r>
+              <w:rPr>
+                <w:b/>
+                <w:color w:val="FFFFFF"/>
+              </w:rPr>
+              <w:t xml:space="preserve">Network</w:t>
+            </w:r>
+          </w:p>
+        </w:tc>
+        <w:tc>
+          <w:tcPr>
+            <w:shd w:val="clear" w:color="auto" w:fill="1E3A5F"/>
+          </w:tcPr>
+          <w:p>
+            <w:pPr>
+              <w:rPr>
+                <w:b/>
+                <w:color w:val="FFFFFF"/>
+              </w:rPr>
+            </w:pPr>
+            <w:r>
+              <w:rPr>
+                <w:b/>
+                <w:color w:val="FFFFFF"/>
+              </w:rPr>
+              <w:t xml:space="preserve">Subnet</w:t>
+            </w:r>
+          </w:p>
+        </w:tc>
+        <w:tc>
+          <w:tcPr>
+            <w:shd w:val="clear" w:color="auto" w:fill="1E3A5F"/>
+          </w:tcPr>
+          <w:p>
+            <w:pPr>
+              <w:rPr>
+                <w:b/>
+                <w:color w:val="FFFFFF"/>
+              </w:rPr>
+            </w:pPr>
+            <w:r>
+              <w:rPr>
+                <w:b/>
+                <w:color w:val="FFFFFF"/>
+              </w:rPr>
+              <w:t xml:space="preserve">Address Prefix</w:t>
+            </w:r>
+          </w:p>
+        </w:tc>
+        <w:tc>
+          <w:tcPr>
+            <w:shd w:val="clear" w:color="auto" w:fill="1E3A5F"/>
+          </w:tcPr>
+          <w:p>
+            <w:pPr>
+              <w:rPr>
+                <w:b/>
+                <w:color w:val="FFFFFF"/>
+              </w:rPr>
+            </w:pPr>
+            <w:r>
+              <w:rPr>
+                <w:b/>
+                <w:color w:val="FFFFFF"/>
+              </w:rPr>
+              <w:t xml:space="preserve">VLAN</w:t>
+            </w:r>
+          </w:p>
+        </w:tc>
+        <w:tc>
+          <w:tcPr>
+            <w:shd w:val="clear" w:color="auto" w:fill="1E3A5F"/>
+          </w:tcPr>
+          <w:p>
+            <w:pPr>
+              <w:rPr>
+                <w:b/>
+                <w:color w:val="FFFFFF"/>
+              </w:rPr>
+            </w:pPr>
+            <w:r>
+              <w:rPr>
+                <w:b/>
+                <w:color w:val="FFFFFF"/>
+              </w:rPr>
+              <w:t xml:space="preserve">IP Pools</w:t>
+            </w:r>
+          </w:p>
+        </w:tc>
+      </w:tr>
+      <w:tr>
+        <w:tc>
+          <w:p>
+            <w:r>
+              <w:t xml:space="preserve">lnet-iic-mgmt-01</w:t>
+            </w:r>
+          </w:p>
+        </w:tc>
+        <w:tc>
+          <w:p>
+            <w:r>
+              <w:t xml:space="preserve">subnet-management</w:t>
+            </w:r>
+          </w:p>
+        </w:tc>
+        <w:tc>
+          <w:p>
+            <w:r>
+              <w:t xml:space="preserve">10.0.0.0/24</w:t>
+            </w:r>
+          </w:p>
+        </w:tc>
+        <w:tc>
+          <w:p>
+            <w:r>
+              <w:t xml:space="preserve">2203</w:t>
+            </w:r>
+          </w:p>
+        </w:tc>
+        <w:tc>
+          <w:p>
+            <w:r>
+              <w:t xml:space="preserve">1</w:t>
+            </w:r>
+          </w:p>
+        </w:tc>
+      </w:tr>
+      <w:tr>
+        <w:tc>
+          <w:p>
+            <w:r>
+              <w:t xml:space="preserve">lnet-iic-workload-01</w:t>
+            </w:r>
+          </w:p>
+        </w:tc>
+        <w:tc>
+          <w:p>
+            <w:r>
+              <w:t xml:space="preserve">subnet-workload</w:t>
+            </w:r>
+          </w:p>
+        </w:tc>
+        <w:tc>
+          <w:p>
+            <w:r>
+              <w:t xml:space="preserve">10.0.2.0/24</w:t>
+            </w:r>
+          </w:p>
+        </w:tc>
+        <w:tc>
+          <w:p>
+            <w:r>
+              <w:t xml:space="preserve">2205</w:t>
+            </w:r>
+          </w:p>
+        </w:tc>
+        <w:tc>
+          <w:p>
+            <w:r>
+              <w:t xml:space="preserve">1</w:t>
+            </w:r>
+          </w:p>
+        </w:tc>
+      </w:tr>
+    </w:tbl>
+    <w:p>
+      <w:pPr>
+        <w:pStyle w:val="Heading1"/>
+      </w:pPr>
+      <w:r>
+        <w:t xml:space="preserve">Storage Paths</w:t>
+      </w:r>
+    </w:p>
+    <w:tbl>
+      <w:tblPr>
+        <w:tblStyle w:val="TableGrid"/>
+        <w:tblW w:w="0" w:type="auto"/>
+        <w:tblBorders>
+          <w:top w:val="single" w:sz="4" w:space="0" w:color="CCCCCC"/>
+          <w:left w:val="single" w:sz="4" w:space="0" w:color="CCCCCC"/>
+          <w:bottom w:val="single" w:sz="4" w:space="0" w:color="CCCCCC"/>
+          <w:right w:val="single" w:sz="4" w:space="0" w:color="CCCCCC"/>
+          <w:insideH w:val="single" w:sz="4" w:space="0" w:color="CCCCCC"/>
+          <w:insideV w:val="single" w:sz="4" w:space="0" w:color="CCCCCC"/>
+        </w:tblBorders>
+      </w:tblPr>
+      <w:tr>
+        <w:trPr>
+          <w:tblHeader/>
+        </w:trPr>
+        <w:tc>
+          <w:tcPr>
+            <w:shd w:val="clear" w:color="auto" w:fill="1E3A5F"/>
+          </w:tcPr>
+          <w:p>
+            <w:pPr>
+              <w:rPr>
+                <w:b/>
+                <w:color w:val="FFFFFF"/>
+              </w:rPr>
+            </w:pPr>
+            <w:r>
+              <w:rPr>
+                <w:b/>
+                <w:color w:val="FFFFFF"/>
+              </w:rPr>
+              <w:t xml:space="preserve">Name</w:t>
+            </w:r>
+          </w:p>
+        </w:tc>
+        <w:tc>
+          <w:tcPr>
+            <w:shd w:val="clear" w:color="auto" w:fill="1E3A5F"/>
+          </w:tcPr>
+          <w:p>
+            <w:pPr>
+              <w:rPr>
+                <w:b/>
+                <w:color w:val="FFFFFF"/>
+              </w:rPr>
+            </w:pPr>
+            <w:r>
+              <w:rPr>
+                <w:b/>
+                <w:color w:val="FFFFFF"/>
+              </w:rPr>
+              <w:t xml:space="preserve">Path</w:t>
+            </w:r>
+          </w:p>
+        </w:tc>
+        <w:tc>
+          <w:tcPr>
+            <w:shd w:val="clear" w:color="auto" w:fill="1E3A5F"/>
+          </w:tcPr>
+          <w:p>
+            <w:pPr>
+              <w:rPr>
+                <w:b/>
+                <w:color w:val="FFFFFF"/>
+              </w:rPr>
+            </w:pPr>
+            <w:r>
+              <w:rPr>
+                <w:b/>
+                <w:color w:val="FFFFFF"/>
+              </w:rPr>
+              <w:t xml:space="preserve">Available (GB)</w:t>
+            </w:r>
+          </w:p>
+        </w:tc>
+        <w:tc>
+          <w:tcPr>
+            <w:shd w:val="clear" w:color="auto" w:fill="1E3A5F"/>
+          </w:tcPr>
+          <w:p>
+            <w:pPr>
+              <w:rPr>
+                <w:b/>
+                <w:color w:val="FFFFFF"/>
+              </w:rPr>
+            </w:pPr>
+            <w:r>
+              <w:rPr>
+                <w:b/>
+                <w:color w:val="FFFFFF"/>
+              </w:rPr>
+              <w:t xml:space="preserve">File System</w:t>
+            </w:r>
+          </w:p>
+        </w:tc>
+        <w:tc>
+          <w:tcPr>
+            <w:shd w:val="clear" w:color="auto" w:fill="1E3A5F"/>
+          </w:tcPr>
+          <w:p>
+            <w:pPr>
+              <w:rPr>
+                <w:b/>
+                <w:color w:val="FFFFFF"/>
+              </w:rPr>
+            </w:pPr>
+            <w:r>
+              <w:rPr>
+                <w:b/>
+                <w:color w:val="FFFFFF"/>
+              </w:rPr>
+              <w:t xml:space="preserve">State</w:t>
+            </w:r>
+          </w:p>
+        </w:tc>
+      </w:tr>
+      <w:tr>
+        <w:tc>
+          <w:p>
+            <w:r>
+              <w:t xml:space="preserve">sp-iic-vmstore-01</w:t>
+            </w:r>
+          </w:p>
+        </w:tc>
+        <w:tc>
+          <w:p>
+            <w:r>
+              <w:t xml:space="preserve">C:\ClusterStorage\csv-iic-azlocal-01-vmstore-01\ArcVmDisks</w:t>
+            </w:r>
+          </w:p>
+        </w:tc>
+        <w:tc>
+          <w:p>
+            <w:r>
+              <w:t xml:space="preserve">1480</w:t>
+            </w:r>
+          </w:p>
+        </w:tc>
+        <w:tc>
+          <w:p>
+            <w:r>
+              <w:t xml:space="preserve">CSVFS_ReFS</w:t>
+            </w:r>
+          </w:p>
+        </w:tc>
+        <w:tc>
+          <w:p>
+            <w:r>
+              <w:t xml:space="preserve">Succeeded</w:t>
+            </w:r>
+          </w:p>
+        </w:tc>
+      </w:tr>
+      <w:tr>
+        <w:tc>
+          <w:p>
+            <w:r>
+              <w:t xml:space="preserve">sp-iic-vmstore-02</w:t>
+            </w:r>
+          </w:p>
+        </w:tc>
+        <w:tc>
+          <w:p>
+            <w:r>
+              <w:t xml:space="preserve">C:\ClusterStorage\csv-iic-azlocal-01-vmstore-02\ArcVmDisks</w:t>
+            </w:r>
+          </w:p>
+        </w:tc>
+        <w:tc>
+          <w:p>
+            <w:r>
+              <w:t xml:space="preserve">1620</w:t>
+            </w:r>
+          </w:p>
+        </w:tc>
+        <w:tc>
+          <w:p>
+            <w:r>
+              <w:t xml:space="preserve">CSVFS_ReFS</w:t>
+            </w:r>
+          </w:p>
+        </w:tc>
+        <w:tc>
+          <w:p>
+            <w:r>
+              <w:t xml:space="preserve">Succeeded</w:t>
+            </w:r>
+          </w:p>
+        </w:tc>
+      </w:tr>
+      <w:tr>
+        <w:tc>
+          <w:p>
+            <w:r>
+              <w:t xml:space="preserve">sp-iic-vmstore-03</w:t>
+            </w:r>
+          </w:p>
+        </w:tc>
+        <w:tc>
+          <w:p>
+            <w:r>
+              <w:t xml:space="preserve">C:\ClusterStorage\csv-iic-azlocal-01-vmstore-03\ArcVmDisks</w:t>
+            </w:r>
+          </w:p>
+        </w:tc>
+        <w:tc>
+          <w:p>
+            <w:r>
+              <w:t xml:space="preserve">1710</w:t>
+            </w:r>
+          </w:p>
+        </w:tc>
+        <w:tc>
+          <w:p>
+            <w:r>
+              <w:t xml:space="preserve">CSVFS_ReFS</w:t>
+            </w:r>
+          </w:p>
+        </w:tc>
+        <w:tc>
+          <w:p>
+            <w:r>
+              <w:t xml:space="preserve">Succeeded</w:t>
+            </w:r>
+          </w:p>
+        </w:tc>
+      </w:tr>
+    </w:tbl>
+    <w:p>
+      <w:pPr>
+        <w:pStyle w:val="Heading1"/>
+      </w:pPr>
+      <w:r>
+        <w:t xml:space="preserve">Arc Resource Bridge</w:t>
+      </w:r>
+    </w:p>
+    <w:tbl>
+      <w:tblPr>
+        <w:tblStyle w:val="TableGrid"/>
+        <w:tblW w:w="0" w:type="auto"/>
+        <w:tblBorders>
+          <w:top w:val="single" w:sz="4" w:space="0" w:color="CCCCCC"/>
+          <w:left w:val="single" w:sz="4" w:space="0" w:color="CCCCCC"/>
+          <w:bottom w:val="single" w:sz="4" w:space="0" w:color="CCCCCC"/>
+          <w:right w:val="single" w:sz="4" w:space="0" w:color="CCCCCC"/>
+          <w:insideH w:val="single" w:sz="4" w:space="0" w:color="CCCCCC"/>
+          <w:insideV w:val="single" w:sz="4" w:space="0" w:color="CCCCCC"/>
+        </w:tblBorders>
+      </w:tblPr>
+      <w:tr>
+        <w:trPr>
+          <w:tblHeader/>
+        </w:trPr>
+        <w:tc>
+          <w:tcPr>
+            <w:shd w:val="clear" w:color="auto" w:fill="1E3A5F"/>
+          </w:tcPr>
+          <w:p>
+            <w:pPr>
+              <w:rPr>
+                <w:b/>
+                <w:color w:val="FFFFFF"/>
+              </w:rPr>
+            </w:pPr>
+            <w:r>
+              <w:rPr>
+                <w:b/>
+                <w:color w:val="FFFFFF"/>
+              </w:rPr>
+              <w:t xml:space="preserve">Name</w:t>
+            </w:r>
+          </w:p>
+        </w:tc>
+        <w:tc>
+          <w:tcPr>
+            <w:shd w:val="clear" w:color="auto" w:fill="1E3A5F"/>
+          </w:tcPr>
+          <w:p>
+            <w:pPr>
+              <w:rPr>
+                <w:b/>
+                <w:color w:val="FFFFFF"/>
+              </w:rPr>
+            </w:pPr>
+            <w:r>
+              <w:rPr>
+                <w:b/>
+                <w:color w:val="FFFFFF"/>
+              </w:rPr>
+              <w:t xml:space="preserve">Status</w:t>
+            </w:r>
+          </w:p>
+        </w:tc>
+        <w:tc>
+          <w:tcPr>
+            <w:shd w:val="clear" w:color="auto" w:fill="1E3A5F"/>
+          </w:tcPr>
+          <w:p>
+            <w:pPr>
+              <w:rPr>
+                <w:b/>
+                <w:color w:val="FFFFFF"/>
+              </w:rPr>
+            </w:pPr>
+            <w:r>
+              <w:rPr>
+                <w:b/>
+                <w:color w:val="FFFFFF"/>
+              </w:rPr>
+              <w:t xml:space="preserve">Version</w:t>
+            </w:r>
+          </w:p>
+        </w:tc>
+        <w:tc>
+          <w:tcPr>
+            <w:shd w:val="clear" w:color="auto" w:fill="1E3A5F"/>
+          </w:tcPr>
+          <w:p>
+            <w:pPr>
+              <w:rPr>
+                <w:b/>
+                <w:color w:val="FFFFFF"/>
+              </w:rPr>
+            </w:pPr>
+            <w:r>
+              <w:rPr>
+                <w:b/>
+                <w:color w:val="FFFFFF"/>
+              </w:rPr>
+              <w:t xml:space="preserve">Distro</w:t>
+            </w:r>
+          </w:p>
+        </w:tc>
+        <w:tc>
+          <w:tcPr>
+            <w:shd w:val="clear" w:color="auto" w:fill="1E3A5F"/>
+          </w:tcPr>
+          <w:p>
+            <w:pPr>
+              <w:rPr>
+                <w:b/>
+                <w:color w:val="FFFFFF"/>
+              </w:rPr>
+            </w:pPr>
+            <w:r>
+              <w:rPr>
+                <w:b/>
+                <w:color w:val="FFFFFF"/>
+              </w:rPr>
+              <w:t xml:space="preserve">Provisioning</w:t>
+            </w:r>
+          </w:p>
+        </w:tc>
+      </w:tr>
+      <w:tr>
+        <w:tc>
+          <w:p>
+            <w:r>
+              <w:t xml:space="preserve">rb-iic-azlocal-01</w:t>
+            </w:r>
+          </w:p>
+        </w:tc>
+      </w:tr>
+      <w:tr>
+        <w:tc>
+          <w:p>
+            <w:r>
+              <w:t xml:space="preserve">Connected</w:t>
+            </w:r>
+          </w:p>
+        </w:tc>
+      </w:tr>
+      <w:tr>
+        <w:tc>
+          <w:p>
+            <w:r>
+              <w:t xml:space="preserve">1.5.23</w:t>
+            </w:r>
+          </w:p>
+        </w:tc>
+      </w:tr>
+      <w:tr>
+        <w:tc>
+          <w:p>
+            <w:r>
+              <w:t xml:space="preserve">MOC-K8S</w:t>
+            </w:r>
+          </w:p>
+        </w:tc>
+      </w:tr>
+      <w:tr>
+        <w:tc>
+          <w:p>
+            <w:r>
+              <w:t xml:space="preserve">Succeeded</w:t>
+            </w:r>
+          </w:p>
+        </w:tc>
+      </w:tr>
+    </w:tbl>
+    <w:p>
+      <w:pPr>
+        <w:pStyle w:val="Heading1"/>
+      </w:pPr>
+      <w:r>
+        <w:t xml:space="preserve">Custom Locations</w:t>
+      </w:r>
+    </w:p>
+    <w:tbl>
+      <w:tblPr>
+        <w:tblStyle w:val="TableGrid"/>
+        <w:tblW w:w="0" w:type="auto"/>
+        <w:tblBorders>
+          <w:top w:val="single" w:sz="4" w:space="0" w:color="CCCCCC"/>
+          <w:left w:val="single" w:sz="4" w:space="0" w:color="CCCCCC"/>
+          <w:bottom w:val="single" w:sz="4" w:space="0" w:color="CCCCCC"/>
+          <w:right w:val="single" w:sz="4" w:space="0" w:color="CCCCCC"/>
+          <w:insideH w:val="single" w:sz="4" w:space="0" w:color="CCCCCC"/>
+          <w:insideV w:val="single" w:sz="4" w:space="0" w:color="CCCCCC"/>
+        </w:tblBorders>
+      </w:tblPr>
+      <w:tr>
+        <w:trPr>
+          <w:tblHeader/>
+        </w:trPr>
+        <w:tc>
+          <w:tcPr>
+            <w:shd w:val="clear" w:color="auto" w:fill="1E3A5F"/>
+          </w:tcPr>
+          <w:p>
+            <w:pPr>
+              <w:rPr>
+                <w:b/>
+                <w:color w:val="FFFFFF"/>
+              </w:rPr>
+            </w:pPr>
+            <w:r>
+              <w:rPr>
+                <w:b/>
+                <w:color w:val="FFFFFF"/>
+              </w:rPr>
+              <w:t xml:space="preserve">Name</w:t>
+            </w:r>
+          </w:p>
+        </w:tc>
+        <w:tc>
+          <w:tcPr>
+            <w:shd w:val="clear" w:color="auto" w:fill="1E3A5F"/>
+          </w:tcPr>
+          <w:p>
+            <w:pPr>
+              <w:rPr>
+                <w:b/>
+                <w:color w:val="FFFFFF"/>
+              </w:rPr>
+            </w:pPr>
+            <w:r>
+              <w:rPr>
+                <w:b/>
+                <w:color w:val="FFFFFF"/>
+              </w:rPr>
+              <w:t xml:space="preserve">Namespace</w:t>
+            </w:r>
+          </w:p>
+        </w:tc>
+        <w:tc>
+          <w:tcPr>
+            <w:shd w:val="clear" w:color="auto" w:fill="1E3A5F"/>
+          </w:tcPr>
+          <w:p>
+            <w:pPr>
+              <w:rPr>
+                <w:b/>
+                <w:color w:val="FFFFFF"/>
+              </w:rPr>
+            </w:pPr>
+            <w:r>
+              <w:rPr>
+                <w:b/>
+                <w:color w:val="FFFFFF"/>
+              </w:rPr>
+              <w:t xml:space="preserve">Location</w:t>
+            </w:r>
+          </w:p>
+        </w:tc>
+        <w:tc>
+          <w:tcPr>
+            <w:shd w:val="clear" w:color="auto" w:fill="1E3A5F"/>
+          </w:tcPr>
+          <w:p>
+            <w:pPr>
+              <w:rPr>
+                <w:b/>
+                <w:color w:val="FFFFFF"/>
+              </w:rPr>
+            </w:pPr>
+            <w:r>
+              <w:rPr>
+                <w:b/>
+                <w:color w:val="FFFFFF"/>
+              </w:rPr>
+              <w:t xml:space="preserve">State</w:t>
+            </w:r>
+          </w:p>
+        </w:tc>
+      </w:tr>
+      <w:tr>
+        <w:tc>
+          <w:p>
+            <w:r>
+              <w:t xml:space="preserve">cl-iic-azlocal-01</w:t>
+            </w:r>
+          </w:p>
+        </w:tc>
+      </w:tr>
+      <w:tr>
+        <w:tc>
+          <w:p>
+            <w:r>
+              <w:t xml:space="preserve">azlocal</w:t>
+            </w:r>
+          </w:p>
+        </w:tc>
+      </w:tr>
+      <w:tr>
+        <w:tc>
+          <w:p>
+            <w:r>
+              <w:t xml:space="preserve">eastus</w:t>
+            </w:r>
+          </w:p>
+        </w:tc>
+      </w:tr>
+      <w:tr>
+        <w:tc>
+          <w:p>
+            <w:r>
+              <w:t xml:space="preserve">Succeeded</w:t>
+            </w:r>
+          </w:p>
+        </w:tc>
+      </w:tr>
+    </w:tbl>
+    <w:p>
+      <w:pPr>
+        <w:pStyle w:val="Heading1"/>
+      </w:pPr>
+      <w:r>
+        <w:t xml:space="preserve">Arc Gateways</w:t>
+      </w:r>
+    </w:p>
+    <w:tbl>
+      <w:tblPr>
+        <w:tblStyle w:val="TableGrid"/>
+        <w:tblW w:w="0" w:type="auto"/>
+        <w:tblBorders>
+          <w:top w:val="single" w:sz="4" w:space="0" w:color="CCCCCC"/>
+          <w:left w:val="single" w:sz="4" w:space="0" w:color="CCCCCC"/>
+          <w:bottom w:val="single" w:sz="4" w:space="0" w:color="CCCCCC"/>
+          <w:right w:val="single" w:sz="4" w:space="0" w:color="CCCCCC"/>
+          <w:insideH w:val="single" w:sz="4" w:space="0" w:color="CCCCCC"/>
+          <w:insideV w:val="single" w:sz="4" w:space="0" w:color="CCCCCC"/>
+        </w:tblBorders>
+      </w:tblPr>
+      <w:tr>
+        <w:trPr>
+          <w:tblHeader/>
+        </w:trPr>
+        <w:tc>
+          <w:tcPr>
+            <w:shd w:val="clear" w:color="auto" w:fill="1E3A5F"/>
+          </w:tcPr>
+          <w:p>
+            <w:pPr>
+              <w:rPr>
+                <w:b/>
+                <w:color w:val="FFFFFF"/>
+              </w:rPr>
+            </w:pPr>
+            <w:r>
+              <w:rPr>
+                <w:b/>
+                <w:color w:val="FFFFFF"/>
+              </w:rPr>
+              <w:t xml:space="preserve">Name</w:t>
+            </w:r>
+          </w:p>
+        </w:tc>
+        <w:tc>
+          <w:tcPr>
+            <w:shd w:val="clear" w:color="auto" w:fill="1E3A5F"/>
+          </w:tcPr>
+          <w:p>
+            <w:pPr>
+              <w:rPr>
+                <w:b/>
+                <w:color w:val="FFFFFF"/>
+              </w:rPr>
+            </w:pPr>
+            <w:r>
+              <w:rPr>
+                <w:b/>
+                <w:color w:val="FFFFFF"/>
+              </w:rPr>
+              <w:t xml:space="preserve">Endpoint</w:t>
+            </w:r>
+          </w:p>
+        </w:tc>
+        <w:tc>
+          <w:tcPr>
+            <w:shd w:val="clear" w:color="auto" w:fill="1E3A5F"/>
+          </w:tcPr>
+          <w:p>
+            <w:pPr>
+              <w:rPr>
+                <w:b/>
+                <w:color w:val="FFFFFF"/>
+              </w:rPr>
+            </w:pPr>
+            <w:r>
+              <w:rPr>
+                <w:b/>
+                <w:color w:val="FFFFFF"/>
+              </w:rPr>
+              <w:t xml:space="preserve">Allowed Features</w:t>
+            </w:r>
+          </w:p>
+        </w:tc>
+        <w:tc>
+          <w:tcPr>
+            <w:shd w:val="clear" w:color="auto" w:fill="1E3A5F"/>
+          </w:tcPr>
+          <w:p>
+            <w:pPr>
+              <w:rPr>
+                <w:b/>
+                <w:color w:val="FFFFFF"/>
+              </w:rPr>
+            </w:pPr>
+            <w:r>
+              <w:rPr>
+                <w:b/>
+                <w:color w:val="FFFFFF"/>
+              </w:rPr>
+              <w:t xml:space="preserve">State</w:t>
+            </w:r>
+          </w:p>
+        </w:tc>
+      </w:tr>
+      <w:tr>
+        <w:tc>
+          <w:p>
+            <w:r>
+              <w:t xml:space="preserve">arcgw-iic-01</w:t>
+            </w:r>
+          </w:p>
+        </w:tc>
+      </w:tr>
+      <w:tr>
+        <w:tc>
+          <w:p>
+            <w:r>
+              <w:t xml:space="preserve">https://arcgw-iic-01.gw.arc.azure.com</w:t>
+            </w:r>
+          </w:p>
+        </w:tc>
+      </w:tr>
+      <w:tr>
+        <w:tc>
+          <w:p>
+            <w:r>
+              <w:t xml:space="preserve">*</w:t>
+            </w:r>
+          </w:p>
+        </w:tc>
+      </w:tr>
+      <w:tr>
+        <w:tc>
+          <w:p>
+            <w:r>
+              <w:t xml:space="preserve">Succeeded</w:t>
+            </w:r>
+          </w:p>
+        </w:tc>
+      </w:tr>
+    </w:tbl>
+    <w:p>
+      <w:pPr>
+        <w:pStyle w:val="Heading1"/>
+      </w:pPr>
+      <w:r>
+        <w:t xml:space="preserve">Marketplace &amp; Custom Images</w:t>
+      </w:r>
+    </w:p>
+    <w:tbl>
+      <w:tblPr>
+        <w:tblStyle w:val="TableGrid"/>
+        <w:tblW w:w="0" w:type="auto"/>
+        <w:tblBorders>
+          <w:top w:val="single" w:sz="4" w:space="0" w:color="CCCCCC"/>
+          <w:left w:val="single" w:sz="4" w:space="0" w:color="CCCCCC"/>
+          <w:bottom w:val="single" w:sz="4" w:space="0" w:color="CCCCCC"/>
+          <w:right w:val="single" w:sz="4" w:space="0" w:color="CCCCCC"/>
+          <w:insideH w:val="single" w:sz="4" w:space="0" w:color="CCCCCC"/>
+          <w:insideV w:val="single" w:sz="4" w:space="0" w:color="CCCCCC"/>
+        </w:tblBorders>
+      </w:tblPr>
+      <w:tr>
+        <w:trPr>
+          <w:tblHeader/>
+        </w:trPr>
+        <w:tc>
+          <w:tcPr>
+            <w:shd w:val="clear" w:color="auto" w:fill="1E3A5F"/>
+          </w:tcPr>
+          <w:p>
+            <w:pPr>
+              <w:rPr>
+                <w:b/>
+                <w:color w:val="FFFFFF"/>
+              </w:rPr>
+            </w:pPr>
+            <w:r>
+              <w:rPr>
+                <w:b/>
+                <w:color w:val="FFFFFF"/>
+              </w:rPr>
+              <w:t xml:space="preserve">Name</w:t>
+            </w:r>
+          </w:p>
+        </w:tc>
+        <w:tc>
+          <w:tcPr>
+            <w:shd w:val="clear" w:color="auto" w:fill="1E3A5F"/>
+          </w:tcPr>
+          <w:p>
+            <w:pPr>
+              <w:rPr>
+                <w:b/>
+                <w:color w:val="FFFFFF"/>
+              </w:rPr>
+            </w:pPr>
+            <w:r>
+              <w:rPr>
+                <w:b/>
+                <w:color w:val="FFFFFF"/>
+              </w:rPr>
+              <w:t xml:space="preserve">Type</w:t>
+            </w:r>
+          </w:p>
+        </w:tc>
+        <w:tc>
+          <w:tcPr>
+            <w:shd w:val="clear" w:color="auto" w:fill="1E3A5F"/>
+          </w:tcPr>
+          <w:p>
+            <w:pPr>
+              <w:rPr>
+                <w:b/>
+                <w:color w:val="FFFFFF"/>
+              </w:rPr>
+            </w:pPr>
+            <w:r>
+              <w:rPr>
+                <w:b/>
+                <w:color w:val="FFFFFF"/>
+              </w:rPr>
+              <w:t xml:space="preserve">OS</w:t>
+            </w:r>
+          </w:p>
+        </w:tc>
+        <w:tc>
+          <w:tcPr>
+            <w:shd w:val="clear" w:color="auto" w:fill="1E3A5F"/>
+          </w:tcPr>
+          <w:p>
+            <w:pPr>
+              <w:rPr>
+                <w:b/>
+                <w:color w:val="FFFFFF"/>
+              </w:rPr>
+            </w:pPr>
+            <w:r>
+              <w:rPr>
+                <w:b/>
+                <w:color w:val="FFFFFF"/>
+              </w:rPr>
+              <w:t xml:space="preserve">Version</w:t>
+            </w:r>
+          </w:p>
+        </w:tc>
+        <w:tc>
+          <w:tcPr>
+            <w:shd w:val="clear" w:color="auto" w:fill="1E3A5F"/>
+          </w:tcPr>
+          <w:p>
+            <w:pPr>
+              <w:rPr>
+                <w:b/>
+                <w:color w:val="FFFFFF"/>
+              </w:rPr>
+            </w:pPr>
+            <w:r>
+              <w:rPr>
+                <w:b/>
+                <w:color w:val="FFFFFF"/>
+              </w:rPr>
+              <w:t xml:space="preserve">Size (GB)</w:t>
+            </w:r>
+          </w:p>
+        </w:tc>
+        <w:tc>
+          <w:tcPr>
+            <w:shd w:val="clear" w:color="auto" w:fill="1E3A5F"/>
+          </w:tcPr>
+          <w:p>
+            <w:pPr>
+              <w:rPr>
+                <w:b/>
+                <w:color w:val="FFFFFF"/>
+              </w:rPr>
+            </w:pPr>
+            <w:r>
+              <w:rPr>
+                <w:b/>
+                <w:color w:val="FFFFFF"/>
+              </w:rPr>
+              <w:t xml:space="preserve">State</w:t>
+            </w:r>
+          </w:p>
+        </w:tc>
+      </w:tr>
+      <w:tr>
+        <w:tc>
+          <w:p>
+            <w:r>
+              <w:t xml:space="preserve">img-iic-ws2022-datacenter</w:t>
+            </w:r>
+          </w:p>
+        </w:tc>
+        <w:tc>
+          <w:p>
+            <w:r>
+              <w:t xml:space="preserve">Marketplace</w:t>
+            </w:r>
+          </w:p>
+        </w:tc>
+        <w:tc>
+          <w:p>
+            <w:r>
+              <w:t xml:space="preserve">Windows</w:t>
+            </w:r>
+          </w:p>
+        </w:tc>
+        <w:tc>
+          <w:p>
+            <w:r>
+              <w:t xml:space="preserve">20348.2700.240906</w:t>
+            </w:r>
+          </w:p>
+        </w:tc>
+        <w:tc>
+          <w:p>
+            <w:r>
+              <w:t xml:space="preserve">127</w:t>
+            </w:r>
+          </w:p>
+        </w:tc>
+        <w:tc>
+          <w:p>
+            <w:r>
+              <w:t xml:space="preserve">Succeeded</w:t>
+            </w:r>
+          </w:p>
+        </w:tc>
+      </w:tr>
+      <w:tr>
+        <w:tc>
+          <w:p>
+            <w:r>
+              <w:t xml:space="preserve">img-iic-rhel9-base</w:t>
+            </w:r>
+          </w:p>
+        </w:tc>
+        <w:tc>
+          <w:p>
+            <w:r>
+              <w:t xml:space="preserve">Custom</w:t>
+            </w:r>
+          </w:p>
+        </w:tc>
+        <w:tc>
+          <w:p>
+            <w:r>
+              <w:t xml:space="preserve">Linux</w:t>
+            </w:r>
+          </w:p>
+        </w:tc>
+        <w:tc>
+          <w:p>
+            <w:r>
+              <w:t xml:space="preserve">9.4.1</w:t>
+            </w:r>
+          </w:p>
+        </w:tc>
+        <w:tc>
+          <w:p>
+            <w:r>
+              <w:t xml:space="preserve">24</w:t>
+            </w:r>
+          </w:p>
+        </w:tc>
+        <w:tc>
+          <w:p>
+            <w:r>
+              <w:t xml:space="preserve">Succeeded</w:t>
+            </w:r>
+          </w:p>
+        </w:tc>
+      </w:tr>
+    </w:tbl>
+    <w:p>
+      <w:pPr>
+        <w:pStyle w:val="Heading1"/>
+      </w:pPr>
+      <w:r>
+        <w:t xml:space="preserve">Arc Agent Versions</w:t>
+      </w:r>
+    </w:p>
+    <w:tbl>
+      <w:tblPr>
+        <w:tblStyle w:val="TableGrid"/>
+        <w:tblW w:w="0" w:type="auto"/>
+        <w:tblBorders>
+          <w:top w:val="single" w:sz="4" w:space="0" w:color="CCCCCC"/>
+          <w:left w:val="single" w:sz="4" w:space="0" w:color="CCCCCC"/>
+          <w:bottom w:val="single" w:sz="4" w:space="0" w:color="CCCCCC"/>
+          <w:right w:val="single" w:sz="4" w:space="0" w:color="CCCCCC"/>
+          <w:insideH w:val="single" w:sz="4" w:space="0" w:color="CCCCCC"/>
+          <w:insideV w:val="single" w:sz="4" w:space="0" w:color="CCCCCC"/>
+        </w:tblBorders>
+      </w:tblPr>
+      <w:tr>
+        <w:trPr>
+          <w:tblHeader/>
+        </w:trPr>
+        <w:tc>
+          <w:tcPr>
+            <w:shd w:val="clear" w:color="auto" w:fill="1E3A5F"/>
+          </w:tcPr>
+          <w:p>
+            <w:pPr>
+              <w:rPr>
+                <w:b/>
+                <w:color w:val="FFFFFF"/>
+              </w:rPr>
+            </w:pPr>
+            <w:r>
+              <w:rPr>
+                <w:b/>
+                <w:color w:val="FFFFFF"/>
+              </w:rPr>
+              <w:t xml:space="preserve">Version</w:t>
+            </w:r>
+          </w:p>
+        </w:tc>
+        <w:tc>
+          <w:tcPr>
+            <w:shd w:val="clear" w:color="auto" w:fill="1E3A5F"/>
+          </w:tcPr>
+          <w:p>
+            <w:pPr>
+              <w:rPr>
+                <w:b/>
+                <w:color w:val="FFFFFF"/>
+              </w:rPr>
+            </w:pPr>
+            <w:r>
+              <w:rPr>
+                <w:b/>
+                <w:color w:val="FFFFFF"/>
+              </w:rPr>
+              <w:t xml:space="preserve">Node Count</w:t>
+            </w:r>
+          </w:p>
+        </w:tc>
+        <w:tc>
+          <w:tcPr>
+            <w:shd w:val="clear" w:color="auto" w:fill="1E3A5F"/>
+          </w:tcPr>
+          <w:p>
+            <w:pPr>
+              <w:rPr>
+                <w:b/>
+                <w:color w:val="FFFFFF"/>
+              </w:rPr>
+            </w:pPr>
+            <w:r>
+              <w:rPr>
+                <w:b/>
+                <w:color w:val="FFFFFF"/>
+              </w:rPr>
+              <w:t xml:space="preserve">Nodes</w:t>
+            </w:r>
+          </w:p>
+        </w:tc>
+      </w:tr>
+      <w:tr>
+        <w:tc>
+          <w:p>
+            <w:r>
+              <w:t xml:space="preserve">1.39.02750.1478</w:t>
+            </w:r>
+          </w:p>
+        </w:tc>
+        <w:tc>
+          <w:p>
+            <w:r>
+              <w:t xml:space="preserve">2</w:t>
+            </w:r>
+          </w:p>
+        </w:tc>
+        <w:tc>
+          <w:p>
+            <w:r>
+              <w:t xml:space="preserve">azl-iic-n01, azl-iic-n02</w:t>
+            </w:r>
+          </w:p>
+        </w:tc>
+      </w:tr>
+      <w:tr>
+        <w:tc>
+          <w:p>
+            <w:r>
+              <w:t xml:space="preserve">1.38.02620.1234</w:t>
+            </w:r>
+          </w:p>
+        </w:tc>
+        <w:tc>
+          <w:p>
+            <w:r>
+              <w:t xml:space="preserve">1</w:t>
+            </w:r>
+          </w:p>
+        </w:tc>
+        <w:tc>
+          <w:p>
+            <w:r>
+              <w:t xml:space="preserve">azl-iic-n03</w:t>
+            </w:r>
+          </w:p>
+        </w:tc>
+      </w:tr>
+    </w:tbl>
+    <w:p>
+      <w:pPr>
+        <w:rPr>
+          <w:i/>
+          <w:color w:val="64748B"/>
+        </w:rPr>
+      </w:pPr>
+      <w:r>
+        <w:rPr>
+          <w:i/>
+          <w:color w:val="64748B"/>
+        </w:rPr>
+        <w:t xml:space="preserve">Drift status: warning. Latest: 1.39.02750.1478. Max behind: 1.</w:t>
+      </w:r>
+    </w:p>
+    <w:p>
+      <w:pPr>
+        <w:pStyle w:val="Heading1"/>
+      </w:pPr>
+      <w:r>
+        <w:t xml:space="preserve">VM Distribution by Node</w:t>
+      </w:r>
+    </w:p>
+    <w:tbl>
+      <w:tblPr>
+        <w:tblStyle w:val="TableGrid"/>
+        <w:tblW w:w="0" w:type="auto"/>
+        <w:tblBorders>
+          <w:top w:val="single" w:sz="4" w:space="0" w:color="CCCCCC"/>
+          <w:left w:val="single" w:sz="4" w:space="0" w:color="CCCCCC"/>
+          <w:bottom w:val="single" w:sz="4" w:space="0" w:color="CCCCCC"/>
+          <w:right w:val="single" w:sz="4" w:space="0" w:color="CCCCCC"/>
+          <w:insideH w:val="single" w:sz="4" w:space="0" w:color="CCCCCC"/>
+          <w:insideV w:val="single" w:sz="4" w:space="0" w:color="CCCCCC"/>
+        </w:tblBorders>
+      </w:tblPr>
+      <w:tr>
+        <w:trPr>
+          <w:tblHeader/>
+        </w:trPr>
+        <w:tc>
+          <w:tcPr>
+            <w:shd w:val="clear" w:color="auto" w:fill="1E3A5F"/>
+          </w:tcPr>
+          <w:p>
+            <w:pPr>
+              <w:rPr>
+                <w:b/>
+                <w:color w:val="FFFFFF"/>
+              </w:rPr>
+            </w:pPr>
+            <w:r>
+              <w:rPr>
+                <w:b/>
+                <w:color w:val="FFFFFF"/>
+              </w:rPr>
+              <w:t xml:space="preserve">Node</w:t>
+            </w:r>
+          </w:p>
+        </w:tc>
+        <w:tc>
+          <w:tcPr>
+            <w:shd w:val="clear" w:color="auto" w:fill="1E3A5F"/>
+          </w:tcPr>
+          <w:p>
+            <w:pPr>
+              <w:rPr>
+                <w:b/>
+                <w:color w:val="FFFFFF"/>
+              </w:rPr>
+            </w:pPr>
+            <w:r>
+              <w:rPr>
+                <w:b/>
+                <w:color w:val="FFFFFF"/>
+              </w:rPr>
+              <w:t xml:space="preserve">VM Count</w:t>
+            </w:r>
+          </w:p>
+        </w:tc>
+      </w:tr>
+      <w:tr>
+        <w:tc>
+          <w:p>
+            <w:r>
+              <w:t xml:space="preserve">azl-iic-n01</w:t>
+            </w:r>
+          </w:p>
+        </w:tc>
+        <w:tc>
+          <w:p>
+            <w:r>
+              <w:t xml:space="preserve">2</w:t>
+            </w:r>
+          </w:p>
+        </w:tc>
+      </w:tr>
+      <w:tr>
+        <w:tc>
+          <w:p>
+            <w:r>
+              <w:t xml:space="preserve">azl-iic-n02</w:t>
+            </w:r>
+          </w:p>
+        </w:tc>
+        <w:tc>
+          <w:p>
+            <w:r>
+              <w:t xml:space="preserve">2</w:t>
+            </w:r>
+          </w:p>
+        </w:tc>
+      </w:tr>
+      <w:tr>
+        <w:tc>
+          <w:p>
+            <w:r>
+              <w:t xml:space="preserve">azl-iic-n03</w:t>
+            </w:r>
+          </w:p>
+        </w:tc>
+        <w:tc>
+          <w:p>
+            <w:r>
+              <w:t xml:space="preserve">1</w:t>
+            </w:r>
+          </w:p>
+        </w:tc>
+      </w:tr>
+    </w:tbl>
+    <w:p>
+      <w:pPr>
+        <w:rPr>
+          <w:i/>
+          <w:color w:val="64748B"/>
+        </w:rPr>
+      </w:pPr>
+      <w:r>
+        <w:rPr>
+          <w:i/>
+          <w:color w:val="64748B"/>
+        </w:rPr>
+        <w:t xml:space="preserve">Balance: balanced  |  CV: 0.283  |  Status: warning</w:t>
+      </w:r>
+    </w:p>
+    <w:p>
+      <w:pPr>
+        <w:pStyle w:val="Heading1"/>
+      </w:pPr>
+      <w:r>
+        <w:t xml:space="preserve">Domain Inventory</w:t>
+      </w:r>
+    </w:p>
+    <w:p>
+      <w:pPr>
+        <w:pStyle w:val="ListParagraph"/>
+      </w:pPr>
+      <w:r>
+        <w:t xml:space="preserve">- Storage pools: 1</w:t>
+      </w:r>
+    </w:p>
+    <w:p>
+      <w:pPr>
+        <w:pStyle w:val="ListParagraph"/>
+      </w:pPr>
+      <w:r>
+        <w:t xml:space="preserve">- Virtual disks: 3</w:t>
+      </w:r>
+    </w:p>
+    <w:p>
+      <w:pPr>
+        <w:pStyle w:val="ListParagraph"/>
+      </w:pPr>
+      <w:r>
+        <w:t xml:space="preserve">- Cluster networks: 4</w:t>
+      </w:r>
+    </w:p>
+    <w:p>
+      <w:pPr>
+        <w:pStyle w:val="ListParagraph"/>
+      </w:pPr>
+      <w:r>
+        <w:t xml:space="preserve">- Management tools: 4</w:t>
+      </w:r>
+    </w:p>
+    <w:p>
+      <w:pPr>
+        <w:pStyle w:val="ListParagraph"/>
+      </w:pPr>
+      <w:r>
+        <w:t xml:space="preserve">- Monitoring components: 5</w:t>
+      </w:r>
+    </w:p>
+    <w:p>
+      <w:pPr>
+        <w:pStyle w:val="ListParagraph"/>
+      </w:pPr>
+      <w:r>
+        <w:t xml:space="preserve">- Cluster roles: 5</w:t>
+      </w:r>
+    </w:p>
+    <w:p>
+      <w:pPr>
+        <w:pStyle w:val="ListParagraph"/>
+      </w:pPr>
+      <w:r>
+        <w:t xml:space="preserve">- Replication entries: 0</w:t>
+      </w:r>
+    </w:p>
+    <w:p>
+      <w:pPr>
+        <w:pStyle w:val="ListParagraph"/>
+      </w:pPr>
+      <w:r>
+        <w:t xml:space="preserve">- Update resources: 1</w:t>
+      </w:r>
+    </w:p>
+    <w:p>
+      <w:pPr>
+        <w:pStyle w:val="Heading1"/>
+      </w:pPr>
+      <w:r>
+        <w:t xml:space="preserve">Physical Disk Inventory</w:t>
+      </w:r>
+    </w:p>
+    <w:tbl>
+      <w:tblPr>
+        <w:tblStyle w:val="TableGrid"/>
+        <w:tblW w:w="0" w:type="auto"/>
+        <w:tblBorders>
+          <w:top w:val="single" w:sz="4" w:space="0" w:color="CCCCCC"/>
+          <w:left w:val="single" w:sz="4" w:space="0" w:color="CCCCCC"/>
+          <w:bottom w:val="single" w:sz="4" w:space="0" w:color="CCCCCC"/>
+          <w:right w:val="single" w:sz="4" w:space="0" w:color="CCCCCC"/>
+          <w:insideH w:val="single" w:sz="4" w:space="0" w:color="CCCCCC"/>
+          <w:insideV w:val="single" w:sz="4" w:space="0" w:color="CCCCCC"/>
+        </w:tblBorders>
+      </w:tblPr>
+      <w:tr>
+        <w:trPr>
+          <w:tblHeader/>
+        </w:trPr>
+        <w:tc>
+          <w:tcPr>
+            <w:shd w:val="clear" w:color="auto" w:fill="1E3A5F"/>
+          </w:tcPr>
+          <w:p>
+            <w:pPr>
+              <w:rPr>
+                <w:b/>
+                <w:color w:val="FFFFFF"/>
+              </w:rPr>
+            </w:pPr>
+            <w:r>
+              <w:rPr>
+                <w:b/>
+                <w:color w:val="FFFFFF"/>
+              </w:rPr>
+              <w:t xml:space="preserve">Node</w:t>
+            </w:r>
+          </w:p>
+        </w:tc>
+        <w:tc>
+          <w:tcPr>
+            <w:shd w:val="clear" w:color="auto" w:fill="1E3A5F"/>
+          </w:tcPr>
+          <w:p>
+            <w:pPr>
+              <w:rPr>
+                <w:b/>
+                <w:color w:val="FFFFFF"/>
+              </w:rPr>
+            </w:pPr>
+            <w:r>
+              <w:rPr>
+                <w:b/>
+                <w:color w:val="FFFFFF"/>
+              </w:rPr>
+              <w:t xml:space="preserve">Model</w:t>
+            </w:r>
+          </w:p>
+        </w:tc>
+        <w:tc>
+          <w:tcPr>
+            <w:shd w:val="clear" w:color="auto" w:fill="1E3A5F"/>
+          </w:tcPr>
+          <w:p>
+            <w:pPr>
+              <w:rPr>
+                <w:b/>
+                <w:color w:val="FFFFFF"/>
+              </w:rPr>
+            </w:pPr>
+            <w:r>
+              <w:rPr>
+                <w:b/>
+                <w:color w:val="FFFFFF"/>
+              </w:rPr>
+              <w:t xml:space="preserve">Media Type</w:t>
+            </w:r>
+          </w:p>
+        </w:tc>
+        <w:tc>
+          <w:tcPr>
+            <w:shd w:val="clear" w:color="auto" w:fill="1E3A5F"/>
+          </w:tcPr>
+          <w:p>
+            <w:pPr>
+              <w:rPr>
+                <w:b/>
+                <w:color w:val="FFFFFF"/>
+              </w:rPr>
+            </w:pPr>
+            <w:r>
+              <w:rPr>
+                <w:b/>
+                <w:color w:val="FFFFFF"/>
+              </w:rPr>
+              <w:t xml:space="preserve">Size (GiB)</w:t>
+            </w:r>
+          </w:p>
+        </w:tc>
+        <w:tc>
+          <w:tcPr>
+            <w:shd w:val="clear" w:color="auto" w:fill="1E3A5F"/>
+          </w:tcPr>
+          <w:p>
+            <w:pPr>
+              <w:rPr>
+                <w:b/>
+                <w:color w:val="FFFFFF"/>
+              </w:rPr>
+            </w:pPr>
+            <w:r>
+              <w:rPr>
+                <w:b/>
+                <w:color w:val="FFFFFF"/>
+              </w:rPr>
+              <w:t xml:space="preserve">Health</w:t>
+            </w:r>
+          </w:p>
+        </w:tc>
+        <w:tc>
+          <w:tcPr>
+            <w:shd w:val="clear" w:color="auto" w:fill="1E3A5F"/>
+          </w:tcPr>
+          <w:p>
+            <w:pPr>
+              <w:rPr>
+                <w:b/>
+                <w:color w:val="FFFFFF"/>
+              </w:rPr>
+            </w:pPr>
+            <w:r>
+              <w:rPr>
+                <w:b/>
+                <w:color w:val="FFFFFF"/>
+              </w:rPr>
+              <w:t xml:space="preserve">Firmware</w:t>
+            </w:r>
+          </w:p>
+        </w:tc>
+      </w:tr>
+      <w:tr>
+        <w:tc>
+          <w:p>
+            <w:r>
+              <w:t xml:space="preserve">azl-iic-n01</w:t>
+            </w:r>
+          </w:p>
+        </w:tc>
+        <w:tc>
+          <w:p>
+            <w:r>
+              <w:t xml:space="preserve">PhysicalDisk 001</w:t>
+            </w:r>
+          </w:p>
+        </w:tc>
+        <w:tc>
+          <w:p>
+            <w:r>
+              <w:t xml:space="preserve">NVMe</w:t>
+            </w:r>
+          </w:p>
+        </w:tc>
+        <w:tc>
+          <w:p>
+            <w:r>
+              <w:t xml:space="preserve">1789</w:t>
+            </w:r>
+          </w:p>
+        </w:tc>
+        <w:tc>
+          <w:p>
+            <w:r>
+              <w:t xml:space="preserve">Healthy</w:t>
+            </w:r>
+          </w:p>
+        </w:tc>
+        <w:tc>
+          <w:p>
+            <w:r>
+              <w:t xml:space="preserve">—</w:t>
+            </w:r>
+          </w:p>
+        </w:tc>
+      </w:tr>
+      <w:tr>
+        <w:tc>
+          <w:p>
+            <w:r>
+              <w:t xml:space="preserve">azl-iic-n01</w:t>
+            </w:r>
+          </w:p>
+        </w:tc>
+        <w:tc>
+          <w:p>
+            <w:r>
+              <w:t xml:space="preserve">PhysicalDisk 002</w:t>
+            </w:r>
+          </w:p>
+        </w:tc>
+        <w:tc>
+          <w:p>
+            <w:r>
+              <w:t xml:space="preserve">NVMe</w:t>
+            </w:r>
+          </w:p>
+        </w:tc>
+        <w:tc>
+          <w:p>
+            <w:r>
+              <w:t xml:space="preserve">1789</w:t>
+            </w:r>
+          </w:p>
+        </w:tc>
+        <w:tc>
+          <w:p>
+            <w:r>
+              <w:t xml:space="preserve">Healthy</w:t>
+            </w:r>
+          </w:p>
+        </w:tc>
+        <w:tc>
+          <w:p>
+            <w:r>
+              <w:t xml:space="preserve">—</w:t>
+            </w:r>
+          </w:p>
+        </w:tc>
+      </w:tr>
+      <w:tr>
+        <w:tc>
+          <w:p>
+            <w:r>
+              <w:t xml:space="preserve">azl-iic-n01</w:t>
+            </w:r>
+          </w:p>
+        </w:tc>
+        <w:tc>
+          <w:p>
+            <w:r>
+              <w:t xml:space="preserve">PhysicalDisk 003</w:t>
+            </w:r>
+          </w:p>
+        </w:tc>
+        <w:tc>
+          <w:p>
+            <w:r>
+              <w:t xml:space="preserve">NVMe</w:t>
+            </w:r>
+          </w:p>
+        </w:tc>
+        <w:tc>
+          <w:p>
+            <w:r>
+              <w:t xml:space="preserve">1789</w:t>
+            </w:r>
+          </w:p>
+        </w:tc>
+        <w:tc>
+          <w:p>
+            <w:r>
+              <w:t xml:space="preserve">Healthy</w:t>
+            </w:r>
+          </w:p>
+        </w:tc>
+        <w:tc>
+          <w:p>
+            <w:r>
+              <w:t xml:space="preserve">—</w:t>
+            </w:r>
+          </w:p>
+        </w:tc>
+      </w:tr>
+      <w:tr>
+        <w:tc>
+          <w:p>
+            <w:r>
+              <w:t xml:space="preserve">azl-iic-n01</w:t>
+            </w:r>
+          </w:p>
+        </w:tc>
+        <w:tc>
+          <w:p>
+            <w:r>
+              <w:t xml:space="preserve">PhysicalDisk 004</w:t>
+            </w:r>
+          </w:p>
+        </w:tc>
+        <w:tc>
+          <w:p>
+            <w:r>
+              <w:t xml:space="preserve">NVMe</w:t>
+            </w:r>
+          </w:p>
+        </w:tc>
+        <w:tc>
+          <w:p>
+            <w:r>
+              <w:t xml:space="preserve">1789</w:t>
+            </w:r>
+          </w:p>
+        </w:tc>
+        <w:tc>
+          <w:p>
+            <w:r>
+              <w:t xml:space="preserve">Healthy</w:t>
+            </w:r>
+          </w:p>
+        </w:tc>
+        <w:tc>
+          <w:p>
+            <w:r>
+              <w:t xml:space="preserve">—</w:t>
+            </w:r>
+          </w:p>
+        </w:tc>
+      </w:tr>
+      <w:tr>
+        <w:tc>
+          <w:p>
+            <w:r>
+              <w:t xml:space="preserve">azl-iic-n01</w:t>
+            </w:r>
+          </w:p>
+        </w:tc>
+        <w:tc>
+          <w:p>
+            <w:r>
+              <w:t xml:space="preserve">PhysicalDisk 005</w:t>
+            </w:r>
+          </w:p>
+        </w:tc>
+        <w:tc>
+          <w:p>
+            <w:r>
+              <w:t xml:space="preserve">NVMe</w:t>
+            </w:r>
+          </w:p>
+        </w:tc>
+        <w:tc>
+          <w:p>
+            <w:r>
+              <w:t xml:space="preserve">1789</w:t>
+            </w:r>
+          </w:p>
+        </w:tc>
+        <w:tc>
+          <w:p>
+            <w:r>
+              <w:t xml:space="preserve">Healthy</w:t>
+            </w:r>
+          </w:p>
+        </w:tc>
+        <w:tc>
+          <w:p>
+            <w:r>
+              <w:t xml:space="preserve">—</w:t>
+            </w:r>
+          </w:p>
+        </w:tc>
+      </w:tr>
+      <w:tr>
+        <w:tc>
+          <w:p>
+            <w:r>
+              <w:t xml:space="preserve">azl-iic-n01</w:t>
+            </w:r>
+          </w:p>
+        </w:tc>
+        <w:tc>
+          <w:p>
+            <w:r>
+              <w:t xml:space="preserve">PhysicalDisk 006</w:t>
+            </w:r>
+          </w:p>
+        </w:tc>
+        <w:tc>
+          <w:p>
+            <w:r>
+              <w:t xml:space="preserve">NVMe</w:t>
+            </w:r>
+          </w:p>
+        </w:tc>
+        <w:tc>
+          <w:p>
+            <w:r>
+              <w:t xml:space="preserve">1789</w:t>
+            </w:r>
+          </w:p>
+        </w:tc>
+        <w:tc>
+          <w:p>
+            <w:r>
+              <w:t xml:space="preserve">Healthy</w:t>
+            </w:r>
+          </w:p>
+        </w:tc>
+        <w:tc>
+          <w:p>
+            <w:r>
+              <w:t xml:space="preserve">—</w:t>
+            </w:r>
+          </w:p>
+        </w:tc>
+      </w:tr>
+      <w:tr>
+        <w:tc>
+          <w:p>
+            <w:r>
+              <w:t xml:space="preserve">azl-iic-n01</w:t>
+            </w:r>
+          </w:p>
+        </w:tc>
+        <w:tc>
+          <w:p>
+            <w:r>
+              <w:t xml:space="preserve">PhysicalDisk 007</w:t>
+            </w:r>
+          </w:p>
+        </w:tc>
+        <w:tc>
+          <w:p>
+            <w:r>
+              <w:t xml:space="preserve">NVMe</w:t>
+            </w:r>
+          </w:p>
+        </w:tc>
+        <w:tc>
+          <w:p>
+            <w:r>
+              <w:t xml:space="preserve">1789</w:t>
+            </w:r>
+          </w:p>
+        </w:tc>
+        <w:tc>
+          <w:p>
+            <w:r>
+              <w:t xml:space="preserve">Healthy</w:t>
+            </w:r>
+          </w:p>
+        </w:tc>
+        <w:tc>
+          <w:p>
+            <w:r>
+              <w:t xml:space="preserve">—</w:t>
+            </w:r>
+          </w:p>
+        </w:tc>
+      </w:tr>
+      <w:tr>
+        <w:tc>
+          <w:p>
+            <w:r>
+              <w:t xml:space="preserve">azl-iic-n01</w:t>
+            </w:r>
+          </w:p>
+        </w:tc>
+        <w:tc>
+          <w:p>
+            <w:r>
+              <w:t xml:space="preserve">PhysicalDisk 008</w:t>
+            </w:r>
+          </w:p>
+        </w:tc>
+        <w:tc>
+          <w:p>
+            <w:r>
+              <w:t xml:space="preserve">NVMe</w:t>
+            </w:r>
+          </w:p>
+        </w:tc>
+        <w:tc>
+          <w:p>
+            <w:r>
+              <w:t xml:space="preserve">1789</w:t>
+            </w:r>
+          </w:p>
+        </w:tc>
+        <w:tc>
+          <w:p>
+            <w:r>
+              <w:t xml:space="preserve">Healthy</w:t>
+            </w:r>
+          </w:p>
+        </w:tc>
+        <w:tc>
+          <w:p>
+            <w:r>
+              <w:t xml:space="preserve">—</w:t>
+            </w:r>
+          </w:p>
+        </w:tc>
+      </w:tr>
+      <w:tr>
+        <w:tc>
+          <w:p>
+            <w:r>
+              <w:t xml:space="preserve">azl-iic-n02</w:t>
+            </w:r>
+          </w:p>
+        </w:tc>
+        <w:tc>
+          <w:p>
+            <w:r>
+              <w:t xml:space="preserve">PhysicalDisk 009</w:t>
+            </w:r>
+          </w:p>
+        </w:tc>
+        <w:tc>
+          <w:p>
+            <w:r>
+              <w:t xml:space="preserve">NVMe</w:t>
+            </w:r>
+          </w:p>
+        </w:tc>
+        <w:tc>
+          <w:p>
+            <w:r>
+              <w:t xml:space="preserve">1789</w:t>
+            </w:r>
+          </w:p>
+        </w:tc>
+        <w:tc>
+          <w:p>
+            <w:r>
+              <w:t xml:space="preserve">Healthy</w:t>
+            </w:r>
+          </w:p>
+        </w:tc>
+        <w:tc>
+          <w:p>
+            <w:r>
+              <w:t xml:space="preserve">—</w:t>
+            </w:r>
+          </w:p>
+        </w:tc>
+      </w:tr>
+      <w:tr>
+        <w:tc>
+          <w:p>
+            <w:r>
+              <w:t xml:space="preserve">azl-iic-n02</w:t>
+            </w:r>
+          </w:p>
+        </w:tc>
+        <w:tc>
+          <w:p>
+            <w:r>
+              <w:t xml:space="preserve">PhysicalDisk 010</w:t>
+            </w:r>
+          </w:p>
+        </w:tc>
+        <w:tc>
+          <w:p>
+            <w:r>
+              <w:t xml:space="preserve">NVMe</w:t>
+            </w:r>
+          </w:p>
+        </w:tc>
+        <w:tc>
+          <w:p>
+            <w:r>
+              <w:t xml:space="preserve">1789</w:t>
+            </w:r>
+          </w:p>
+        </w:tc>
+        <w:tc>
+          <w:p>
+            <w:r>
+              <w:t xml:space="preserve">Healthy</w:t>
+            </w:r>
+          </w:p>
+        </w:tc>
+        <w:tc>
+          <w:p>
+            <w:r>
+              <w:t xml:space="preserve">—</w:t>
+            </w:r>
+          </w:p>
+        </w:tc>
+      </w:tr>
+      <w:tr>
+        <w:tc>
+          <w:p>
+            <w:r>
+              <w:t xml:space="preserve">azl-iic-n02</w:t>
+            </w:r>
+          </w:p>
+        </w:tc>
+        <w:tc>
+          <w:p>
+            <w:r>
+              <w:t xml:space="preserve">PhysicalDisk 011</w:t>
+            </w:r>
+          </w:p>
+        </w:tc>
+        <w:tc>
+          <w:p>
+            <w:r>
+              <w:t xml:space="preserve">NVMe</w:t>
+            </w:r>
+          </w:p>
+        </w:tc>
+        <w:tc>
+          <w:p>
+            <w:r>
+              <w:t xml:space="preserve">1789</w:t>
+            </w:r>
+          </w:p>
+        </w:tc>
+        <w:tc>
+          <w:p>
+            <w:r>
+              <w:t xml:space="preserve">Healthy</w:t>
+            </w:r>
+          </w:p>
+        </w:tc>
+        <w:tc>
+          <w:p>
+            <w:r>
+              <w:t xml:space="preserve">—</w:t>
+            </w:r>
+          </w:p>
+        </w:tc>
+      </w:tr>
+      <w:tr>
+        <w:tc>
+          <w:p>
+            <w:r>
+              <w:t xml:space="preserve">azl-iic-n02</w:t>
+            </w:r>
+          </w:p>
+        </w:tc>
+        <w:tc>
+          <w:p>
+            <w:r>
+              <w:t xml:space="preserve">PhysicalDisk 012</w:t>
+            </w:r>
+          </w:p>
+        </w:tc>
+        <w:tc>
+          <w:p>
+            <w:r>
+              <w:t xml:space="preserve">NVMe</w:t>
+            </w:r>
+          </w:p>
+        </w:tc>
+        <w:tc>
+          <w:p>
+            <w:r>
+              <w:t xml:space="preserve">1789</w:t>
+            </w:r>
+          </w:p>
+        </w:tc>
+        <w:tc>
+          <w:p>
+            <w:r>
+              <w:t xml:space="preserve">Healthy</w:t>
+            </w:r>
+          </w:p>
+        </w:tc>
+        <w:tc>
+          <w:p>
+            <w:r>
+              <w:t xml:space="preserve">—</w:t>
+            </w:r>
+          </w:p>
+        </w:tc>
+      </w:tr>
+      <w:tr>
+        <w:tc>
+          <w:p>
+            <w:r>
+              <w:t xml:space="preserve">azl-iic-n02</w:t>
+            </w:r>
+          </w:p>
+        </w:tc>
+        <w:tc>
+          <w:p>
+            <w:r>
+              <w:t xml:space="preserve">PhysicalDisk 013</w:t>
+            </w:r>
+          </w:p>
+        </w:tc>
+        <w:tc>
+          <w:p>
+            <w:r>
+              <w:t xml:space="preserve">NVMe</w:t>
+            </w:r>
+          </w:p>
+        </w:tc>
+        <w:tc>
+          <w:p>
+            <w:r>
+              <w:t xml:space="preserve">1789</w:t>
+            </w:r>
+          </w:p>
+        </w:tc>
+        <w:tc>
+          <w:p>
+            <w:r>
+              <w:t xml:space="preserve">Healthy</w:t>
+            </w:r>
+          </w:p>
+        </w:tc>
+        <w:tc>
+          <w:p>
+            <w:r>
+              <w:t xml:space="preserve">—</w:t>
+            </w:r>
+          </w:p>
+        </w:tc>
+      </w:tr>
+      <w:tr>
+        <w:tc>
+          <w:p>
+            <w:r>
+              <w:t xml:space="preserve">azl-iic-n02</w:t>
+            </w:r>
+          </w:p>
+        </w:tc>
+        <w:tc>
+          <w:p>
+            <w:r>
+              <w:t xml:space="preserve">PhysicalDisk 014</w:t>
+            </w:r>
+          </w:p>
+        </w:tc>
+        <w:tc>
+          <w:p>
+            <w:r>
+              <w:t xml:space="preserve">NVMe</w:t>
+            </w:r>
+          </w:p>
+        </w:tc>
+        <w:tc>
+          <w:p>
+            <w:r>
+              <w:t xml:space="preserve">1789</w:t>
+            </w:r>
+          </w:p>
+        </w:tc>
+        <w:tc>
+          <w:p>
+            <w:r>
+              <w:t xml:space="preserve">Healthy</w:t>
+            </w:r>
+          </w:p>
+        </w:tc>
+        <w:tc>
+          <w:p>
+            <w:r>
+              <w:t xml:space="preserve">—</w:t>
+            </w:r>
+          </w:p>
+        </w:tc>
+      </w:tr>
+      <w:tr>
+        <w:tc>
+          <w:p>
+            <w:r>
+              <w:t xml:space="preserve">azl-iic-n02</w:t>
+            </w:r>
+          </w:p>
+        </w:tc>
+        <w:tc>
+          <w:p>
+            <w:r>
+              <w:t xml:space="preserve">PhysicalDisk 015</w:t>
+            </w:r>
+          </w:p>
+        </w:tc>
+        <w:tc>
+          <w:p>
+            <w:r>
+              <w:t xml:space="preserve">NVMe</w:t>
+            </w:r>
+          </w:p>
+        </w:tc>
+        <w:tc>
+          <w:p>
+            <w:r>
+              <w:t xml:space="preserve">1789</w:t>
+            </w:r>
+          </w:p>
+        </w:tc>
+        <w:tc>
+          <w:p>
+            <w:r>
+              <w:t xml:space="preserve">Healthy</w:t>
+            </w:r>
+          </w:p>
+        </w:tc>
+        <w:tc>
+          <w:p>
+            <w:r>
+              <w:t xml:space="preserve">—</w:t>
+            </w:r>
+          </w:p>
+        </w:tc>
+      </w:tr>
+      <w:tr>
+        <w:tc>
+          <w:p>
+            <w:r>
+              <w:t xml:space="preserve">azl-iic-n02</w:t>
+            </w:r>
+          </w:p>
+        </w:tc>
+        <w:tc>
+          <w:p>
+            <w:r>
+              <w:t xml:space="preserve">PhysicalDisk 016</w:t>
+            </w:r>
+          </w:p>
+        </w:tc>
+        <w:tc>
+          <w:p>
+            <w:r>
+              <w:t xml:space="preserve">NVMe</w:t>
+            </w:r>
+          </w:p>
+        </w:tc>
+        <w:tc>
+          <w:p>
+            <w:r>
+              <w:t xml:space="preserve">1789</w:t>
+            </w:r>
+          </w:p>
+        </w:tc>
+        <w:tc>
+          <w:p>
+            <w:r>
+              <w:t xml:space="preserve">Healthy</w:t>
+            </w:r>
+          </w:p>
+        </w:tc>
+        <w:tc>
+          <w:p>
+            <w:r>
+              <w:t xml:space="preserve">—</w:t>
+            </w:r>
+          </w:p>
+        </w:tc>
+      </w:tr>
+      <w:tr>
+        <w:tc>
+          <w:p>
+            <w:r>
+              <w:t xml:space="preserve">azl-iic-n03</w:t>
+            </w:r>
+          </w:p>
+        </w:tc>
+        <w:tc>
+          <w:p>
+            <w:r>
+              <w:t xml:space="preserve">PhysicalDisk 017</w:t>
+            </w:r>
+          </w:p>
+        </w:tc>
+        <w:tc>
+          <w:p>
+            <w:r>
+              <w:t xml:space="preserve">NVMe</w:t>
+            </w:r>
+          </w:p>
+        </w:tc>
+        <w:tc>
+          <w:p>
+            <w:r>
+              <w:t xml:space="preserve">1789</w:t>
+            </w:r>
+          </w:p>
+        </w:tc>
+        <w:tc>
+          <w:p>
+            <w:r>
+              <w:t xml:space="preserve">Healthy</w:t>
+            </w:r>
+          </w:p>
+        </w:tc>
+        <w:tc>
+          <w:p>
+            <w:r>
+              <w:t xml:space="preserve">—</w:t>
+            </w:r>
+          </w:p>
+        </w:tc>
+      </w:tr>
+      <w:tr>
+        <w:tc>
+          <w:p>
+            <w:r>
+              <w:t xml:space="preserve">azl-iic-n03</w:t>
+            </w:r>
+          </w:p>
+        </w:tc>
+        <w:tc>
+          <w:p>
+            <w:r>
+              <w:t xml:space="preserve">PhysicalDisk 018</w:t>
+            </w:r>
+          </w:p>
+        </w:tc>
+        <w:tc>
+          <w:p>
+            <w:r>
+              <w:t xml:space="preserve">NVMe</w:t>
+            </w:r>
+          </w:p>
+        </w:tc>
+        <w:tc>
+          <w:p>
+            <w:r>
+              <w:t xml:space="preserve">1789</w:t>
+            </w:r>
+          </w:p>
+        </w:tc>
+        <w:tc>
+          <w:p>
+            <w:r>
+              <w:t xml:space="preserve">Healthy</w:t>
+            </w:r>
+          </w:p>
+        </w:tc>
+        <w:tc>
+          <w:p>
+            <w:r>
+              <w:t xml:space="preserve">—</w:t>
+            </w:r>
+          </w:p>
+        </w:tc>
+      </w:tr>
+      <w:tr>
+        <w:tc>
+          <w:p>
+            <w:r>
+              <w:t xml:space="preserve">azl-iic-n03</w:t>
+            </w:r>
+          </w:p>
+        </w:tc>
+        <w:tc>
+          <w:p>
+            <w:r>
+              <w:t xml:space="preserve">PhysicalDisk 019</w:t>
+            </w:r>
+          </w:p>
+        </w:tc>
+        <w:tc>
+          <w:p>
+            <w:r>
+              <w:t xml:space="preserve">NVMe</w:t>
+            </w:r>
+          </w:p>
+        </w:tc>
+        <w:tc>
+          <w:p>
+            <w:r>
+              <w:t xml:space="preserve">1789</w:t>
+            </w:r>
+          </w:p>
+        </w:tc>
+        <w:tc>
+          <w:p>
+            <w:r>
+              <w:t xml:space="preserve">Healthy</w:t>
+            </w:r>
+          </w:p>
+        </w:tc>
+        <w:tc>
+          <w:p>
+            <w:r>
+              <w:t xml:space="preserve">—</w:t>
+            </w:r>
+          </w:p>
+        </w:tc>
+      </w:tr>
+      <w:tr>
+        <w:tc>
+          <w:p>
+            <w:r>
+              <w:t xml:space="preserve">azl-iic-n03</w:t>
+            </w:r>
+          </w:p>
+        </w:tc>
+        <w:tc>
+          <w:p>
+            <w:r>
+              <w:t xml:space="preserve">PhysicalDisk 020</w:t>
+            </w:r>
+          </w:p>
+        </w:tc>
+        <w:tc>
+          <w:p>
+            <w:r>
+              <w:t xml:space="preserve">NVMe</w:t>
+            </w:r>
+          </w:p>
+        </w:tc>
+        <w:tc>
+          <w:p>
+            <w:r>
+              <w:t xml:space="preserve">1789</w:t>
+            </w:r>
+          </w:p>
+        </w:tc>
+        <w:tc>
+          <w:p>
+            <w:r>
+              <w:t xml:space="preserve">Healthy</w:t>
+            </w:r>
+          </w:p>
+        </w:tc>
+        <w:tc>
+          <w:p>
+            <w:r>
+              <w:t xml:space="preserve">—</w:t>
+            </w:r>
+          </w:p>
+        </w:tc>
+      </w:tr>
+      <w:tr>
+        <w:tc>
+          <w:p>
+            <w:r>
+              <w:t xml:space="preserve">azl-iic-n03</w:t>
+            </w:r>
+          </w:p>
+        </w:tc>
+        <w:tc>
+          <w:p>
+            <w:r>
+              <w:t xml:space="preserve">PhysicalDisk 021</w:t>
+            </w:r>
+          </w:p>
+        </w:tc>
+        <w:tc>
+          <w:p>
+            <w:r>
+              <w:t xml:space="preserve">NVMe</w:t>
+            </w:r>
+          </w:p>
+        </w:tc>
+        <w:tc>
+          <w:p>
+            <w:r>
+              <w:t xml:space="preserve">1789</w:t>
+            </w:r>
+          </w:p>
+        </w:tc>
+        <w:tc>
+          <w:p>
+            <w:r>
+              <w:t xml:space="preserve">Healthy</w:t>
+            </w:r>
+          </w:p>
+        </w:tc>
+        <w:tc>
+          <w:p>
+            <w:r>
+              <w:t xml:space="preserve">—</w:t>
+            </w:r>
+          </w:p>
+        </w:tc>
+      </w:tr>
+      <w:tr>
+        <w:tc>
+          <w:p>
+            <w:r>
+              <w:t xml:space="preserve">azl-iic-n03</w:t>
+            </w:r>
+          </w:p>
+        </w:tc>
+        <w:tc>
+          <w:p>
+            <w:r>
+              <w:t xml:space="preserve">PhysicalDisk 022</w:t>
+            </w:r>
+          </w:p>
+        </w:tc>
+        <w:tc>
+          <w:p>
+            <w:r>
+              <w:t xml:space="preserve">NVMe</w:t>
+            </w:r>
+          </w:p>
+        </w:tc>
+        <w:tc>
+          <w:p>
+            <w:r>
+              <w:t xml:space="preserve">1789</w:t>
+            </w:r>
+          </w:p>
+        </w:tc>
+        <w:tc>
+          <w:p>
+            <w:r>
+              <w:t xml:space="preserve">Healthy</w:t>
+            </w:r>
+          </w:p>
+        </w:tc>
+        <w:tc>
+          <w:p>
+            <w:r>
+              <w:t xml:space="preserve">—</w:t>
+            </w:r>
+          </w:p>
+        </w:tc>
+      </w:tr>
+      <w:tr>
+        <w:tc>
+          <w:p>
+            <w:r>
+              <w:t xml:space="preserve">azl-iic-n03</w:t>
+            </w:r>
+          </w:p>
+        </w:tc>
+        <w:tc>
+          <w:p>
+            <w:r>
+              <w:t xml:space="preserve">PhysicalDisk 023</w:t>
+            </w:r>
+          </w:p>
+        </w:tc>
+        <w:tc>
+          <w:p>
+            <w:r>
+              <w:t xml:space="preserve">NVMe</w:t>
+            </w:r>
+          </w:p>
+        </w:tc>
+        <w:tc>
+          <w:p>
+            <w:r>
+              <w:t xml:space="preserve">1789</w:t>
+            </w:r>
+          </w:p>
+        </w:tc>
+        <w:tc>
+          <w:p>
+            <w:r>
+              <w:t xml:space="preserve">Healthy</w:t>
+            </w:r>
+          </w:p>
+        </w:tc>
+        <w:tc>
+          <w:p>
+            <w:r>
+              <w:t xml:space="preserve">—</w:t>
+            </w:r>
+          </w:p>
+        </w:tc>
+      </w:tr>
+      <w:tr>
+        <w:tc>
+          <w:p>
+            <w:r>
+              <w:t xml:space="preserve">azl-iic-n03</w:t>
+            </w:r>
+          </w:p>
+        </w:tc>
+        <w:tc>
+          <w:p>
+            <w:r>
+              <w:t xml:space="preserve">PhysicalDisk 024</w:t>
+            </w:r>
+          </w:p>
+        </w:tc>
+        <w:tc>
+          <w:p>
+            <w:r>
+              <w:t xml:space="preserve">NVMe</w:t>
+            </w:r>
+          </w:p>
+        </w:tc>
+        <w:tc>
+          <w:p>
+            <w:r>
+              <w:t xml:space="preserve">1789</w:t>
+            </w:r>
+          </w:p>
+        </w:tc>
+        <w:tc>
+          <w:p>
+            <w:r>
+              <w:t xml:space="preserve">Healthy</w:t>
+            </w:r>
+          </w:p>
+        </w:tc>
+        <w:tc>
+          <w:p>
+            <w:r>
+              <w:t xml:space="preserve">—</w:t>
+            </w:r>
+          </w:p>
+        </w:tc>
+      </w:tr>
+    </w:tbl>
+    <w:p>
+      <w:pPr>
+        <w:pStyle w:val="Heading1"/>
+      </w:pPr>
+      <w:r>
+        <w:t xml:space="preserve">Network Adapter Inventory</w:t>
+      </w:r>
+    </w:p>
+    <w:tbl>
+      <w:tblPr>
+        <w:tblStyle w:val="TableGrid"/>
+        <w:tblW w:w="0" w:type="auto"/>
+        <w:tblBorders>
+          <w:top w:val="single" w:sz="4" w:space="0" w:color="CCCCCC"/>
+          <w:left w:val="single" w:sz="4" w:space="0" w:color="CCCCCC"/>
+          <w:bottom w:val="single" w:sz="4" w:space="0" w:color="CCCCCC"/>
+          <w:right w:val="single" w:sz="4" w:space="0" w:color="CCCCCC"/>
+          <w:insideH w:val="single" w:sz="4" w:space="0" w:color="CCCCCC"/>
+          <w:insideV w:val="single" w:sz="4" w:space="0" w:color="CCCCCC"/>
+        </w:tblBorders>
+      </w:tblPr>
+      <w:tr>
+        <w:trPr>
+          <w:tblHeader/>
+        </w:trPr>
+        <w:tc>
+          <w:tcPr>
+            <w:shd w:val="clear" w:color="auto" w:fill="1E3A5F"/>
+          </w:tcPr>
+          <w:p>
+            <w:pPr>
+              <w:rPr>
+                <w:b/>
+                <w:color w:val="FFFFFF"/>
+              </w:rPr>
+            </w:pPr>
+            <w:r>
+              <w:rPr>
+                <w:b/>
+                <w:color w:val="FFFFFF"/>
+              </w:rPr>
+              <w:t xml:space="preserve">Node</w:t>
+            </w:r>
+          </w:p>
+        </w:tc>
+        <w:tc>
+          <w:tcPr>
+            <w:shd w:val="clear" w:color="auto" w:fill="1E3A5F"/>
+          </w:tcPr>
+          <w:p>
+            <w:pPr>
+              <w:rPr>
+                <w:b/>
+                <w:color w:val="FFFFFF"/>
+              </w:rPr>
+            </w:pPr>
+            <w:r>
+              <w:rPr>
+                <w:b/>
+                <w:color w:val="FFFFFF"/>
+              </w:rPr>
+              <w:t xml:space="preserve">Adapter</w:t>
+            </w:r>
+          </w:p>
+        </w:tc>
+        <w:tc>
+          <w:tcPr>
+            <w:shd w:val="clear" w:color="auto" w:fill="1E3A5F"/>
+          </w:tcPr>
+          <w:p>
+            <w:pPr>
+              <w:rPr>
+                <w:b/>
+                <w:color w:val="FFFFFF"/>
+              </w:rPr>
+            </w:pPr>
+            <w:r>
+              <w:rPr>
+                <w:b/>
+                <w:color w:val="FFFFFF"/>
+              </w:rPr>
+              <w:t xml:space="preserve">Link Speed</w:t>
+            </w:r>
+          </w:p>
+        </w:tc>
+        <w:tc>
+          <w:tcPr>
+            <w:shd w:val="clear" w:color="auto" w:fill="1E3A5F"/>
+          </w:tcPr>
+          <w:p>
+            <w:pPr>
+              <w:rPr>
+                <w:b/>
+                <w:color w:val="FFFFFF"/>
+              </w:rPr>
+            </w:pPr>
+            <w:r>
+              <w:rPr>
+                <w:b/>
+                <w:color w:val="FFFFFF"/>
+              </w:rPr>
+              <w:t xml:space="preserve">Status</w:t>
+            </w:r>
+          </w:p>
+        </w:tc>
+        <w:tc>
+          <w:tcPr>
+            <w:shd w:val="clear" w:color="auto" w:fill="1E3A5F"/>
+          </w:tcPr>
+          <w:p>
+            <w:pPr>
+              <w:rPr>
+                <w:b/>
+                <w:color w:val="FFFFFF"/>
+              </w:rPr>
+            </w:pPr>
+            <w:r>
+              <w:rPr>
+                <w:b/>
+                <w:color w:val="FFFFFF"/>
+              </w:rPr>
+              <w:t xml:space="preserve">MAC Address</w:t>
+            </w:r>
+          </w:p>
+        </w:tc>
+        <w:tc>
+          <w:tcPr>
+            <w:shd w:val="clear" w:color="auto" w:fill="1E3A5F"/>
+          </w:tcPr>
+          <w:p>
+            <w:pPr>
+              <w:rPr>
+                <w:b/>
+                <w:color w:val="FFFFFF"/>
+              </w:rPr>
+            </w:pPr>
+            <w:r>
+              <w:rPr>
+                <w:b/>
+                <w:color w:val="FFFFFF"/>
+              </w:rPr>
+              <w:t xml:space="preserve">Driver</w:t>
+            </w:r>
+          </w:p>
+        </w:tc>
+      </w:tr>
+      <w:tr>
+        <w:tc>
+          <w:p>
+            <w:r>
+              <w:t xml:space="preserve">azl-iic-n01</w:t>
+            </w:r>
+          </w:p>
+        </w:tc>
+        <w:tc>
+          <w:p>
+            <w:r>
+              <w:t xml:space="preserve">NIC1</w:t>
+            </w:r>
+          </w:p>
+        </w:tc>
+        <w:tc>
+          <w:p>
+            <w:r>
+              <w:t xml:space="preserve">25000000000</w:t>
+            </w:r>
+          </w:p>
+        </w:tc>
+        <w:tc>
+          <w:p>
+            <w:r>
+              <w:t xml:space="preserve">Up</w:t>
+            </w:r>
+          </w:p>
+        </w:tc>
+        <w:tc>
+          <w:p>
+            <w:r>
+              <w:t xml:space="preserve">00:50:56:IIC:0:00</w:t>
+            </w:r>
+          </w:p>
+        </w:tc>
+        <w:tc>
+          <w:p>
+            <w:r>
+              <w:t xml:space="preserve">—</w:t>
+            </w:r>
+          </w:p>
+        </w:tc>
+      </w:tr>
+      <w:tr>
+        <w:tc>
+          <w:p>
+            <w:r>
+              <w:t xml:space="preserve">azl-iic-n01</w:t>
+            </w:r>
+          </w:p>
+        </w:tc>
+        <w:tc>
+          <w:p>
+            <w:r>
+              <w:t xml:space="preserve">NIC2</w:t>
+            </w:r>
+          </w:p>
+        </w:tc>
+        <w:tc>
+          <w:p>
+            <w:r>
+              <w:t xml:space="preserve">25000000000</w:t>
+            </w:r>
+          </w:p>
+        </w:tc>
+        <w:tc>
+          <w:p>
+            <w:r>
+              <w:t xml:space="preserve">Up</w:t>
+            </w:r>
+          </w:p>
+        </w:tc>
+        <w:tc>
+          <w:p>
+            <w:r>
+              <w:t xml:space="preserve">00:50:56:IIC:0:01</w:t>
+            </w:r>
+          </w:p>
+        </w:tc>
+        <w:tc>
+          <w:p>
+            <w:r>
+              <w:t xml:space="preserve">—</w:t>
+            </w:r>
+          </w:p>
+        </w:tc>
+      </w:tr>
+      <w:tr>
+        <w:tc>
+          <w:p>
+            <w:r>
+              <w:t xml:space="preserve">azl-iic-n01</w:t>
+            </w:r>
+          </w:p>
+        </w:tc>
+        <w:tc>
+          <w:p>
+            <w:r>
+              <w:t xml:space="preserve">NIC3</w:t>
+            </w:r>
+          </w:p>
+        </w:tc>
+        <w:tc>
+          <w:p>
+            <w:r>
+              <w:t xml:space="preserve">25000000000</w:t>
+            </w:r>
+          </w:p>
+        </w:tc>
+        <w:tc>
+          <w:p>
+            <w:r>
+              <w:t xml:space="preserve">Up</w:t>
+            </w:r>
+          </w:p>
+        </w:tc>
+        <w:tc>
+          <w:p>
+            <w:r>
+              <w:t xml:space="preserve">00:50:56:IIC:0:02</w:t>
+            </w:r>
+          </w:p>
+        </w:tc>
+        <w:tc>
+          <w:p>
+            <w:r>
+              <w:t xml:space="preserve">—</w:t>
+            </w:r>
+          </w:p>
+        </w:tc>
+      </w:tr>
+      <w:tr>
+        <w:tc>
+          <w:p>
+            <w:r>
+              <w:t xml:space="preserve">azl-iic-n01</w:t>
+            </w:r>
+          </w:p>
+        </w:tc>
+        <w:tc>
+          <w:p>
+            <w:r>
+              <w:t xml:space="preserve">NIC4</w:t>
+            </w:r>
+          </w:p>
+        </w:tc>
+        <w:tc>
+          <w:p>
+            <w:r>
+              <w:t xml:space="preserve">25000000000</w:t>
+            </w:r>
+          </w:p>
+        </w:tc>
+        <w:tc>
+          <w:p>
+            <w:r>
+              <w:t xml:space="preserve">Up</w:t>
+            </w:r>
+          </w:p>
+        </w:tc>
+        <w:tc>
+          <w:p>
+            <w:r>
+              <w:t xml:space="preserve">00:50:56:IIC:0:03</w:t>
+            </w:r>
+          </w:p>
+        </w:tc>
+        <w:tc>
+          <w:p>
+            <w:r>
+              <w:t xml:space="preserve">—</w:t>
+            </w:r>
+          </w:p>
+        </w:tc>
+      </w:tr>
+      <w:tr>
+        <w:tc>
+          <w:p>
+            <w:r>
+              <w:t xml:space="preserve">azl-iic-n02</w:t>
+            </w:r>
+          </w:p>
+        </w:tc>
+        <w:tc>
+          <w:p>
+            <w:r>
+              <w:t xml:space="preserve">NIC1</w:t>
+            </w:r>
+          </w:p>
+        </w:tc>
+        <w:tc>
+          <w:p>
+            <w:r>
+              <w:t xml:space="preserve">25000000000</w:t>
+            </w:r>
+          </w:p>
+        </w:tc>
+        <w:tc>
+          <w:p>
+            <w:r>
+              <w:t xml:space="preserve">Up</w:t>
+            </w:r>
+          </w:p>
+        </w:tc>
+        <w:tc>
+          <w:p>
+            <w:r>
+              <w:t xml:space="preserve">00:50:56:IIC:1:00</w:t>
+            </w:r>
+          </w:p>
+        </w:tc>
+        <w:tc>
+          <w:p>
+            <w:r>
+              <w:t xml:space="preserve">—</w:t>
+            </w:r>
+          </w:p>
+        </w:tc>
+      </w:tr>
+      <w:tr>
+        <w:tc>
+          <w:p>
+            <w:r>
+              <w:t xml:space="preserve">azl-iic-n02</w:t>
+            </w:r>
+          </w:p>
+        </w:tc>
+        <w:tc>
+          <w:p>
+            <w:r>
+              <w:t xml:space="preserve">NIC2</w:t>
+            </w:r>
+          </w:p>
+        </w:tc>
+        <w:tc>
+          <w:p>
+            <w:r>
+              <w:t xml:space="preserve">25000000000</w:t>
+            </w:r>
+          </w:p>
+        </w:tc>
+        <w:tc>
+          <w:p>
+            <w:r>
+              <w:t xml:space="preserve">Up</w:t>
+            </w:r>
+          </w:p>
+        </w:tc>
+        <w:tc>
+          <w:p>
+            <w:r>
+              <w:t xml:space="preserve">00:50:56:IIC:1:01</w:t>
+            </w:r>
+          </w:p>
+        </w:tc>
+        <w:tc>
+          <w:p>
+            <w:r>
+              <w:t xml:space="preserve">—</w:t>
+            </w:r>
+          </w:p>
+        </w:tc>
+      </w:tr>
+      <w:tr>
+        <w:tc>
+          <w:p>
+            <w:r>
+              <w:t xml:space="preserve">azl-iic-n02</w:t>
+            </w:r>
+          </w:p>
+        </w:tc>
+        <w:tc>
+          <w:p>
+            <w:r>
+              <w:t xml:space="preserve">NIC3</w:t>
+            </w:r>
+          </w:p>
+        </w:tc>
+        <w:tc>
+          <w:p>
+            <w:r>
+              <w:t xml:space="preserve">25000000000</w:t>
+            </w:r>
+          </w:p>
+        </w:tc>
+        <w:tc>
+          <w:p>
+            <w:r>
+              <w:t xml:space="preserve">Up</w:t>
+            </w:r>
+          </w:p>
+        </w:tc>
+        <w:tc>
+          <w:p>
+            <w:r>
+              <w:t xml:space="preserve">00:50:56:IIC:1:02</w:t>
+            </w:r>
+          </w:p>
+        </w:tc>
+        <w:tc>
+          <w:p>
+            <w:r>
+              <w:t xml:space="preserve">—</w:t>
+            </w:r>
+          </w:p>
+        </w:tc>
+      </w:tr>
+      <w:tr>
+        <w:tc>
+          <w:p>
+            <w:r>
+              <w:t xml:space="preserve">azl-iic-n02</w:t>
+            </w:r>
+          </w:p>
+        </w:tc>
+        <w:tc>
+          <w:p>
+            <w:r>
+              <w:t xml:space="preserve">NIC4</w:t>
+            </w:r>
+          </w:p>
+        </w:tc>
+        <w:tc>
+          <w:p>
+            <w:r>
+              <w:t xml:space="preserve">25000000000</w:t>
+            </w:r>
+          </w:p>
+        </w:tc>
+        <w:tc>
+          <w:p>
+            <w:r>
+              <w:t xml:space="preserve">Up</w:t>
+            </w:r>
+          </w:p>
+        </w:tc>
+        <w:tc>
+          <w:p>
+            <w:r>
+              <w:t xml:space="preserve">00:50:56:IIC:1:03</w:t>
+            </w:r>
+          </w:p>
+        </w:tc>
+        <w:tc>
+          <w:p>
+            <w:r>
+              <w:t xml:space="preserve">—</w:t>
+            </w:r>
+          </w:p>
+        </w:tc>
+      </w:tr>
+      <w:tr>
+        <w:tc>
+          <w:p>
+            <w:r>
+              <w:t xml:space="preserve">azl-iic-n03</w:t>
+            </w:r>
+          </w:p>
+        </w:tc>
+        <w:tc>
+          <w:p>
+            <w:r>
+              <w:t xml:space="preserve">NIC1</w:t>
+            </w:r>
+          </w:p>
+        </w:tc>
+        <w:tc>
+          <w:p>
+            <w:r>
+              <w:t xml:space="preserve">25000000000</w:t>
+            </w:r>
+          </w:p>
+        </w:tc>
+        <w:tc>
+          <w:p>
+            <w:r>
+              <w:t xml:space="preserve">Up</w:t>
+            </w:r>
+          </w:p>
+        </w:tc>
+        <w:tc>
+          <w:p>
+            <w:r>
+              <w:t xml:space="preserve">00:50:56:IIC:2:00</w:t>
+            </w:r>
+          </w:p>
+        </w:tc>
+        <w:tc>
+          <w:p>
+            <w:r>
+              <w:t xml:space="preserve">—</w:t>
+            </w:r>
+          </w:p>
+        </w:tc>
+      </w:tr>
+      <w:tr>
+        <w:tc>
+          <w:p>
+            <w:r>
+              <w:t xml:space="preserve">azl-iic-n03</w:t>
+            </w:r>
+          </w:p>
+        </w:tc>
+        <w:tc>
+          <w:p>
+            <w:r>
+              <w:t xml:space="preserve">NIC2</w:t>
+            </w:r>
+          </w:p>
+        </w:tc>
+        <w:tc>
+          <w:p>
+            <w:r>
+              <w:t xml:space="preserve">25000000000</w:t>
+            </w:r>
+          </w:p>
+        </w:tc>
+        <w:tc>
+          <w:p>
+            <w:r>
+              <w:t xml:space="preserve">Up</w:t>
+            </w:r>
+          </w:p>
+        </w:tc>
+        <w:tc>
+          <w:p>
+            <w:r>
+              <w:t xml:space="preserve">00:50:56:IIC:2:01</w:t>
+            </w:r>
+          </w:p>
+        </w:tc>
+        <w:tc>
+          <w:p>
+            <w:r>
+              <w:t xml:space="preserve">—</w:t>
+            </w:r>
+          </w:p>
+        </w:tc>
+      </w:tr>
+      <w:tr>
+        <w:tc>
+          <w:p>
+            <w:r>
+              <w:t xml:space="preserve">azl-iic-n03</w:t>
+            </w:r>
+          </w:p>
+        </w:tc>
+        <w:tc>
+          <w:p>
+            <w:r>
+              <w:t xml:space="preserve">NIC3</w:t>
+            </w:r>
+          </w:p>
+        </w:tc>
+        <w:tc>
+          <w:p>
+            <w:r>
+              <w:t xml:space="preserve">25000000000</w:t>
+            </w:r>
+          </w:p>
+        </w:tc>
+        <w:tc>
+          <w:p>
+            <w:r>
+              <w:t xml:space="preserve">Up</w:t>
+            </w:r>
+          </w:p>
+        </w:tc>
+        <w:tc>
+          <w:p>
+            <w:r>
+              <w:t xml:space="preserve">00:50:56:IIC:2:02</w:t>
+            </w:r>
+          </w:p>
+        </w:tc>
+        <w:tc>
+          <w:p>
+            <w:r>
+              <w:t xml:space="preserve">—</w:t>
+            </w:r>
+          </w:p>
+        </w:tc>
+      </w:tr>
+      <w:tr>
+        <w:tc>
+          <w:p>
+            <w:r>
+              <w:t xml:space="preserve">azl-iic-n03</w:t>
+            </w:r>
+          </w:p>
+        </w:tc>
+        <w:tc>
+          <w:p>
+            <w:r>
+              <w:t xml:space="preserve">NIC4</w:t>
+            </w:r>
+          </w:p>
+        </w:tc>
+        <w:tc>
+          <w:p>
+            <w:r>
+              <w:t xml:space="preserve">25000000000</w:t>
+            </w:r>
+          </w:p>
+        </w:tc>
+        <w:tc>
+          <w:p>
+            <w:r>
+              <w:t xml:space="preserve">Up</w:t>
+            </w:r>
+          </w:p>
+        </w:tc>
+        <w:tc>
+          <w:p>
+            <w:r>
+              <w:t xml:space="preserve">00:50:56:IIC:2:03</w:t>
+            </w:r>
+          </w:p>
+        </w:tc>
+        <w:tc>
+          <w:p>
+            <w:r>
+              <w:t xml:space="preserve">—</w:t>
+            </w:r>
+          </w:p>
+        </w:tc>
+      </w:tr>
+    </w:tbl>
+    <w:p>
+      <w:pPr>
+        <w:pStyle w:val="Heading1"/>
+      </w:pPr>
+      <w:r>
+        <w:t xml:space="preserve">Domain Summary</w:t>
+      </w:r>
+    </w:p>
+    <w:p>
+      <w:pPr>
+        <w:pStyle w:val="ListParagraph"/>
+      </w:pPr>
+      <w:r>
+        <w:t xml:space="preserve">- Node manufacturers: Dell Inc. (3)</w:t>
+      </w:r>
+    </w:p>
+    <w:p>
+      <w:pPr>
+        <w:pStyle w:val="ListParagraph"/>
+      </w:pPr>
+      <w:r>
+        <w:t xml:space="preserve">- Storage media types: NVMe (24)</w:t>
+      </w:r>
+    </w:p>
+    <w:p>
+      <w:pPr>
+        <w:pStyle w:val="ListParagraph"/>
+      </w:pPr>
+      <w:r>
+        <w:t xml:space="preserve">- Adapter states: Up (12)</w:t>
+      </w:r>
+    </w:p>
+    <w:p>
+      <w:pPr>
+        <w:pStyle w:val="ListParagraph"/>
+      </w:pPr>
+      <w:r>
+        <w:t xml:space="preserve">- VM generations: 2 (5)</w:t>
+      </w:r>
+    </w:p>
+    <w:p>
+      <w:pPr>
+        <w:pStyle w:val="ListParagraph"/>
+      </w:pPr>
+      <w:r>
+        <w:t xml:space="preserve">- Azure resource types: Microsoft.AzureStackHCI/clusters (1), Microsoft.DesktopVirtualization/hostPools (1), Microsoft.HybridCompute/machines (3), Microsoft.ResourceConnector/appliances (1), Microsoft.ExtendedLocation/customLocations (1), Microsoft.RecoveryServices/vaults (1)</w:t>
+      </w:r>
+    </w:p>
+    <w:p>
+      <w:pPr>
+        <w:pStyle w:val="ListParagraph"/>
+      </w:pPr>
+      <w:r>
+        <w:t xml:space="preserve">- Monitoring: telemetry=1, AMA=3, DCR=1</w:t>
+      </w:r>
+    </w:p>
+    <w:p>
+      <w:pPr>
+        <w:pStyle w:val="ListParagraph"/>
+      </w:pPr>
+      <w:r>
+        <w:t xml:space="preserve">- Performance: avg CPU=38.3%, avg available memory=176 GiB</w:t>
+      </w:r>
+    </w:p>
+    <w:p>
+      <w:pPr>
+        <w:pStyle w:val="ListParagraph"/>
+      </w:pPr>
+      <w:r>
+        <w:t xml:space="preserve">- ESU: eligible=, enrolled=, not enrolled=</w:t>
+      </w:r>
+    </w:p>
+    <w:p>
+      <w:pPr>
+        <w:pStyle w:val="Heading1"/>
+      </w:pPr>
+      <w:r>
+        <w:t xml:space="preserve">Storage Resiliency</w:t>
+      </w:r>
+    </w:p>
+    <w:p>
+      <w:pPr>
+        <w:pStyle w:val="ListParagraph"/>
+      </w:pPr>
+      <w:r>
+        <w:t xml:space="preserve">- Total raw: 0 GiB (0 TiB)</w:t>
+      </w:r>
+    </w:p>
+    <w:p>
+      <w:pPr>
+        <w:pStyle w:val="ListParagraph"/>
+      </w:pPr>
+      <w:r>
+        <w:t xml:space="preserve">- Total usable (after resiliency): 0 GiB (0 TiB)</w:t>
+      </w:r>
+    </w:p>
+    <w:p>
+      <w:pPr>
+        <w:pStyle w:val="ListParagraph"/>
+      </w:pPr>
+      <w:r>
+        <w:t xml:space="preserve">- Resiliency overhead: N/A% of raw</w:t>
+      </w:r>
+    </w:p>
+    <w:p>
+      <w:pPr>
+        <w:pStyle w:val="ListParagraph"/>
+      </w:pPr>
+      <w:r>
+        <w:t xml:space="preserve">- Reserve target: 0 GiB  |  Safe allocatable: 0 GiB</w:t>
+      </w:r>
+    </w:p>
+    <w:p>
+      <w:pPr>
+        <w:pStyle w:val="Heading1"/>
+      </w:pPr>
+      <w:r>
+        <w:t xml:space="preserve">Event Log Summary</w:t>
+      </w:r>
+    </w:p>
+    <w:p>
+      <w:pPr>
+        <w:pStyle w:val="ListParagraph"/>
+      </w:pPr>
+      <w:r>
+        <w:t xml:space="preserve">- No events recorded in this collection window.</w:t>
+      </w:r>
+    </w:p>
+    <w:p>
+      <w:pPr>
+        <w:pStyle w:val="Heading1"/>
+      </w:pPr>
+      <w:r>
+        <w:t xml:space="preserve">Security Audit</w:t>
+      </w:r>
+    </w:p>
+    <w:tbl>
+      <w:tblPr>
+        <w:tblStyle w:val="TableGrid"/>
+        <w:tblW w:w="0" w:type="auto"/>
+        <w:tblBorders>
+          <w:top w:val="single" w:sz="4" w:space="0" w:color="CCCCCC"/>
+          <w:left w:val="single" w:sz="4" w:space="0" w:color="CCCCCC"/>
+          <w:bottom w:val="single" w:sz="4" w:space="0" w:color="CCCCCC"/>
+          <w:right w:val="single" w:sz="4" w:space="0" w:color="CCCCCC"/>
+          <w:insideH w:val="single" w:sz="4" w:space="0" w:color="CCCCCC"/>
+          <w:insideV w:val="single" w:sz="4" w:space="0" w:color="CCCCCC"/>
+        </w:tblBorders>
+      </w:tblPr>
+      <w:tr>
+        <w:trPr>
+          <w:tblHeader/>
+        </w:trPr>
+        <w:tc>
+          <w:tcPr>
+            <w:shd w:val="clear" w:color="auto" w:fill="1E3A5F"/>
+          </w:tcPr>
+          <w:p>
+            <w:pPr>
+              <w:rPr>
+                <w:b/>
+                <w:color w:val="FFFFFF"/>
+              </w:rPr>
+            </w:pPr>
+            <w:r>
+              <w:rPr>
+                <w:b/>
+                <w:color w:val="FFFFFF"/>
+              </w:rPr>
               <w:t xml:space="preserve">Area</w:t>
             </w:r>
           </w:p>
@@ -4914,7 +7496,7 @@
         <w:pStyle w:val="ListParagraph"/>
       </w:pPr>
       <w:r>
-        <w:t xml:space="preserve">- Manifest schema version: 1.1.0-draft</w:t>
+        <w:t xml:space="preserve">- Manifest schema version: 1.2.0-draft</w:t>
       </w:r>
     </w:p>
     <w:p>
@@ -4930,7 +7512,7 @@
         <w:pStyle w:val="ListParagraph"/>
       </w:pPr>
       <w:r>
-        <w:t xml:space="preserve">- Ranger version: 1.6.0</w:t>
+        <w:t xml:space="preserve">- Ranger version: 2.0.0</w:t>
       </w:r>
     </w:p>
     <w:p>

--- a/samples/output/iic-as-built/reports/azlocal-iic-01-as-built-20260406T160832Z-Technical-As-Built.docx
+++ b/samples/output/iic-as-built/reports/azlocal-iic-01-as-built-20260406T160832Z-Technical-As-Built.docx
@@ -22,7 +22,7 @@
     </w:p>
     <w:p>
       <w:r>
-        <w:t xml:space="preserve">Ranger Version: 2.0.0</w:t>
+        <w:t xml:space="preserve">Ranger Version: 2.1.0</w:t>
       </w:r>
     </w:p>
     <w:p>
@@ -491,7 +491,7 @@
         <w:tc>
           <w:p>
             <w:r>
-              <w:t xml:space="preserve">azlocal-iic-01-as-built-20260417T010929Z</w:t>
+              <w:t xml:space="preserve">azlocal-iic-01-as-built-20260417T020638Z</w:t>
             </w:r>
           </w:p>
         </w:tc>
@@ -600,7 +600,7 @@
                 <w:b/>
                 <w:color w:val="475569"/>
               </w:rPr>
-              <w:t xml:space="preserve">Prepared By Azure Local Ranger v2.0.0</w:t>
+              <w:t xml:space="preserve">Prepared By Azure Local Ranger v2.1.0</w:t>
             </w:r>
           </w:p>
         </w:tc>
@@ -7512,7 +7512,7 @@
         <w:pStyle w:val="ListParagraph"/>
       </w:pPr>
       <w:r>
-        <w:t xml:space="preserve">- Ranger version: 2.0.0</w:t>
+        <w:t xml:space="preserve">- Ranger version: 2.1.0</w:t>
       </w:r>
     </w:p>
     <w:p>
